--- a/制作ノート_課題１25023_江田悠真.docx
+++ b/制作ノート_課題１25023_江田悠真.docx
@@ -195,11 +195,20 @@
         <w:rPr>
           <w:rFonts w:ascii="ＭＳ Ｐ明朝" w:eastAsia="ＭＳ Ｐ明朝" w:hAnsi="ＭＳ Ｐ明朝" w:hint="eastAsia"/>
         </w:rPr>
-        <w:t>5月テーマの設定</w:t>
-      </w:r>
-    </w:p>
-    <w:p>
-      <w:pPr>
+        <w:t>5月テーマ</w:t>
+      </w:r>
+      <w:r>
+        <w:rPr>
+          <w:rFonts w:ascii="ＭＳ Ｐ明朝" w:eastAsia="ＭＳ Ｐ明朝" w:hAnsi="ＭＳ Ｐ明朝" w:hint="eastAsia"/>
+        </w:rPr>
+        <w:t>を考える</w:t>
+      </w:r>
+    </w:p>
+    <w:p>
+      <w:pPr>
+        <w:tabs>
+          <w:tab w:val="num" w:pos="720"/>
+        </w:tabs>
         <w:rPr>
           <w:rFonts w:ascii="ＭＳ Ｐ明朝" w:eastAsia="ＭＳ Ｐ明朝" w:hAnsi="ＭＳ Ｐ明朝"/>
         </w:rPr>
@@ -210,89 +219,66 @@
         </w:rPr>
         <w:t>6月</w:t>
       </w:r>
-    </w:p>
-    <w:p>
-      <w:pPr>
-        <w:rPr>
-          <w:rFonts w:ascii="ＭＳ Ｐ明朝" w:eastAsia="ＭＳ Ｐ明朝" w:hAnsi="ＭＳ Ｐ明朝"/>
-        </w:rPr>
-      </w:pPr>
-      <w:r>
-        <w:rPr>
-          <w:rFonts w:ascii="ＭＳ Ｐ明朝" w:eastAsia="ＭＳ Ｐ明朝" w:hAnsi="ＭＳ Ｐ明朝" w:hint="eastAsia"/>
-        </w:rPr>
-        <w:t>7月</w:t>
-      </w:r>
-      <w:r>
-        <w:rPr>
-          <w:rFonts w:ascii="ＭＳ Ｐ明朝" w:eastAsia="ＭＳ Ｐ明朝" w:hAnsi="ＭＳ Ｐ明朝" w:hint="eastAsia"/>
-        </w:rPr>
-        <w:t xml:space="preserve">　単位認定試験（前期）</w:t>
-      </w:r>
-    </w:p>
-    <w:p>
-      <w:pPr>
-        <w:rPr>
-          <w:rFonts w:ascii="ＭＳ Ｐ明朝" w:eastAsia="ＭＳ Ｐ明朝" w:hAnsi="ＭＳ Ｐ明朝"/>
-        </w:rPr>
-      </w:pPr>
-      <w:r>
-        <w:rPr>
-          <w:rFonts w:ascii="ＭＳ Ｐ明朝" w:eastAsia="ＭＳ Ｐ明朝" w:hAnsi="ＭＳ Ｐ明朝" w:hint="eastAsia"/>
-        </w:rPr>
-        <w:t>8月</w:t>
-      </w:r>
-    </w:p>
-    <w:p>
-      <w:pPr>
-        <w:rPr>
-          <w:rFonts w:ascii="ＭＳ Ｐ明朝" w:eastAsia="ＭＳ Ｐ明朝" w:hAnsi="ＭＳ Ｐ明朝"/>
-        </w:rPr>
-      </w:pPr>
-      <w:r>
-        <w:rPr>
-          <w:rFonts w:ascii="ＭＳ Ｐ明朝" w:eastAsia="ＭＳ Ｐ明朝" w:hAnsi="ＭＳ Ｐ明朝" w:hint="eastAsia"/>
-        </w:rPr>
-        <w:t>9月</w:t>
-      </w:r>
-    </w:p>
-    <w:p>
-      <w:pPr>
-        <w:rPr>
-          <w:rFonts w:ascii="ＭＳ Ｐ明朝" w:eastAsia="ＭＳ Ｐ明朝" w:hAnsi="ＭＳ Ｐ明朝"/>
-        </w:rPr>
-      </w:pPr>
-      <w:r>
-        <w:rPr>
-          <w:rFonts w:ascii="ＭＳ Ｐ明朝" w:eastAsia="ＭＳ Ｐ明朝" w:hAnsi="ＭＳ Ｐ明朝" w:hint="eastAsia"/>
-        </w:rPr>
-        <w:t>１０月</w:t>
-      </w:r>
-    </w:p>
-    <w:p>
-      <w:pPr>
-        <w:rPr>
-          <w:rFonts w:ascii="ＭＳ Ｐ明朝" w:eastAsia="ＭＳ Ｐ明朝" w:hAnsi="ＭＳ Ｐ明朝"/>
-        </w:rPr>
-      </w:pPr>
-      <w:r>
-        <w:rPr>
-          <w:rFonts w:ascii="ＭＳ Ｐ明朝" w:eastAsia="ＭＳ Ｐ明朝" w:hAnsi="ＭＳ Ｐ明朝" w:hint="eastAsia"/>
-        </w:rPr>
-        <w:t>11月</w:t>
-      </w:r>
-    </w:p>
-    <w:p>
-      <w:pPr>
-        <w:rPr>
-          <w:rFonts w:ascii="ＭＳ Ｐ明朝" w:eastAsia="ＭＳ Ｐ明朝" w:hAnsi="ＭＳ Ｐ明朝"/>
-        </w:rPr>
-      </w:pPr>
-      <w:r>
-        <w:rPr>
-          <w:rFonts w:ascii="ＭＳ Ｐ明朝" w:eastAsia="ＭＳ Ｐ明朝" w:hAnsi="ＭＳ Ｐ明朝" w:hint="eastAsia"/>
-        </w:rPr>
-        <w:t>12月</w:t>
+      <w:r>
+        <w:rPr>
+          <w:rFonts w:ascii="ＭＳ Ｐ明朝" w:eastAsia="ＭＳ Ｐ明朝" w:hAnsi="ＭＳ Ｐ明朝" w:hint="eastAsia"/>
+        </w:rPr>
+        <w:t>二つ目のテーマを考える</w:t>
+      </w:r>
+    </w:p>
+    <w:p>
+      <w:pPr>
+        <w:tabs>
+          <w:tab w:val="num" w:pos="720"/>
+        </w:tabs>
+        <w:rPr>
+          <w:rFonts w:ascii="ＭＳ Ｐ明朝" w:eastAsia="ＭＳ Ｐ明朝" w:hAnsi="ＭＳ Ｐ明朝"/>
+        </w:rPr>
+      </w:pPr>
+      <w:r>
+        <w:rPr>
+          <w:rFonts w:ascii="ＭＳ Ｐ明朝" w:eastAsia="ＭＳ Ｐ明朝" w:hAnsi="ＭＳ Ｐ明朝"/>
+        </w:rPr>
+        <w:t>7月　構成を考える</w:t>
+      </w:r>
+    </w:p>
+    <w:p>
+      <w:pPr>
+        <w:rPr>
+          <w:rFonts w:ascii="ＭＳ Ｐ明朝" w:eastAsia="ＭＳ Ｐ明朝" w:hAnsi="ＭＳ Ｐ明朝"/>
+        </w:rPr>
+      </w:pPr>
+      <w:r>
+        <w:rPr>
+          <w:rFonts w:ascii="ＭＳ Ｐ明朝" w:eastAsia="ＭＳ Ｐ明朝" w:hAnsi="ＭＳ Ｐ明朝"/>
+        </w:rPr>
+        <w:t>8月～９月　素材撮影</w:t>
+      </w:r>
+    </w:p>
+    <w:p>
+      <w:pPr>
+        <w:rPr>
+          <w:rFonts w:ascii="ＭＳ Ｐ明朝" w:eastAsia="ＭＳ Ｐ明朝" w:hAnsi="ＭＳ Ｐ明朝"/>
+        </w:rPr>
+      </w:pPr>
+      <w:r>
+        <w:rPr>
+          <w:rFonts w:ascii="ＭＳ Ｐ明朝" w:eastAsia="ＭＳ Ｐ明朝" w:hAnsi="ＭＳ Ｐ明朝"/>
+        </w:rPr>
+        <w:t>１０月～１１月　編集</w:t>
+      </w:r>
+    </w:p>
+    <w:p>
+      <w:pPr>
+        <w:rPr>
+          <w:rFonts w:ascii="ＭＳ Ｐ明朝" w:eastAsia="ＭＳ Ｐ明朝" w:hAnsi="ＭＳ Ｐ明朝"/>
+        </w:rPr>
+      </w:pPr>
+      <w:r>
+        <w:rPr>
+          <w:rFonts w:ascii="ＭＳ Ｐ明朝" w:eastAsia="ＭＳ Ｐ明朝" w:hAnsi="ＭＳ Ｐ明朝"/>
+        </w:rPr>
+        <w:t>12月　完成</w:t>
       </w:r>
     </w:p>
     <w:p>
@@ -366,83 +352,82 @@
           <w:rFonts w:ascii="ＭＳ Ｐ明朝" w:eastAsia="ＭＳ Ｐ明朝" w:hAnsi="ＭＳ Ｐ明朝"/>
         </w:rPr>
       </w:pPr>
-    </w:p>
-    <w:p>
-      <w:pPr>
-        <w:rPr>
-          <w:rFonts w:ascii="ＭＳ Ｐ明朝" w:eastAsia="ＭＳ Ｐ明朝" w:hAnsi="ＭＳ Ｐ明朝"/>
-        </w:rPr>
-      </w:pPr>
-    </w:p>
-    <w:p>
-      <w:pPr>
-        <w:rPr>
-          <w:rFonts w:ascii="ＭＳ Ｐ明朝" w:eastAsia="ＭＳ Ｐ明朝" w:hAnsi="ＭＳ Ｐ明朝"/>
-        </w:rPr>
-      </w:pPr>
-    </w:p>
-    <w:p>
-      <w:pPr>
-        <w:rPr>
-          <w:rFonts w:ascii="ＭＳ Ｐ明朝" w:eastAsia="ＭＳ Ｐ明朝" w:hAnsi="ＭＳ Ｐ明朝"/>
-        </w:rPr>
-      </w:pPr>
-      <w:r>
-        <w:rPr>
-          <w:rFonts w:ascii="ＭＳ Ｐ明朝" w:eastAsia="ＭＳ Ｐ明朝" w:hAnsi="ＭＳ Ｐ明朝" w:hint="eastAsia"/>
+      <w:r>
+        <w:rPr>
+          <w:rFonts w:ascii="ＭＳ Ｐ明朝" w:eastAsia="ＭＳ Ｐ明朝" w:hAnsi="ＭＳ Ｐ明朝" w:hint="eastAsia"/>
+        </w:rPr>
+        <w:t>スマホ</w:t>
+      </w:r>
+    </w:p>
+    <w:p>
+      <w:pPr>
+        <w:rPr>
+          <w:rFonts w:ascii="ＭＳ Ｐ明朝" w:eastAsia="ＭＳ Ｐ明朝" w:hAnsi="ＭＳ Ｐ明朝" w:hint="eastAsia"/>
+        </w:rPr>
+      </w:pPr>
+    </w:p>
+    <w:p>
+      <w:pPr>
+        <w:rPr>
+          <w:rFonts w:ascii="ＭＳ Ｐ明朝" w:eastAsia="ＭＳ Ｐ明朝" w:hAnsi="ＭＳ Ｐ明朝"/>
+        </w:rPr>
+      </w:pPr>
+      <w:r>
+        <w:rPr>
+          <w:rFonts w:ascii="ＭＳ Ｐ明朝" w:eastAsia="ＭＳ Ｐ明朝" w:hAnsi="ＭＳ Ｐ明朝" w:hint="eastAsia"/>
+        </w:rPr>
+        <w:t>制作案</w:t>
+      </w:r>
+    </w:p>
+    <w:p>
+      <w:pPr>
+        <w:rPr>
+          <w:rFonts w:ascii="ＭＳ Ｐ明朝" w:eastAsia="ＭＳ Ｐ明朝" w:hAnsi="ＭＳ Ｐ明朝"/>
+        </w:rPr>
+      </w:pPr>
+      <w:r>
+        <w:rPr>
+          <w:rFonts w:ascii="ＭＳ Ｐ明朝" w:eastAsia="ＭＳ Ｐ明朝" w:hAnsi="ＭＳ Ｐ明朝"/>
+        </w:rPr>
+        <w:t>日田市の基本情報についてまとめます。</w:t>
+      </w:r>
+    </w:p>
+    <w:p>
+      <w:pPr>
+        <w:rPr>
+          <w:rFonts w:ascii="ＭＳ Ｐ明朝" w:eastAsia="ＭＳ Ｐ明朝" w:hAnsi="ＭＳ Ｐ明朝"/>
+        </w:rPr>
+      </w:pPr>
+      <w:r>
+        <w:rPr>
+          <w:rFonts w:ascii="ＭＳ Ｐ明朝" w:eastAsia="ＭＳ Ｐ明朝" w:hAnsi="ＭＳ Ｐ明朝"/>
+        </w:rPr>
+        <w:t>所在地</w:t>
+      </w:r>
+      <w:r>
+        <w:rPr>
+          <w:rFonts w:ascii="ＭＳ Ｐ明朝" w:eastAsia="ＭＳ Ｐ明朝" w:hAnsi="ＭＳ Ｐ明朝" w:hint="eastAsia"/>
+        </w:rPr>
+        <w:t xml:space="preserve">　大分県西部に</w:t>
+      </w:r>
+      <w:r>
+        <w:rPr>
+          <w:rFonts w:ascii="ＭＳ Ｐ明朝" w:eastAsia="ＭＳ Ｐ明朝" w:hAnsi="ＭＳ Ｐ明朝"/>
+        </w:rPr>
+        <w:t>位置する市。福岡県・熊本県と接し、北部九州のほぼ中央に位置する交通の要衝。</w:t>
+      </w:r>
+    </w:p>
+    <w:p>
+      <w:pPr>
+        <w:rPr>
+          <w:rFonts w:ascii="ＭＳ Ｐ明朝" w:eastAsia="ＭＳ Ｐ明朝" w:hAnsi="ＭＳ Ｐ明朝"/>
+        </w:rPr>
+      </w:pPr>
+      <w:r>
+        <w:rPr>
+          <w:rFonts w:ascii="ＭＳ Ｐ明朝" w:eastAsia="ＭＳ Ｐ明朝" w:hAnsi="ＭＳ Ｐ明朝"/>
         </w:rPr>
         <w:lastRenderedPageBreak/>
-        <w:t>制作案</w:t>
-      </w:r>
-    </w:p>
-    <w:p>
-      <w:pPr>
-        <w:rPr>
-          <w:rFonts w:ascii="ＭＳ Ｐ明朝" w:eastAsia="ＭＳ Ｐ明朝" w:hAnsi="ＭＳ Ｐ明朝"/>
-        </w:rPr>
-      </w:pPr>
-      <w:r>
-        <w:rPr>
-          <w:rFonts w:ascii="ＭＳ Ｐ明朝" w:eastAsia="ＭＳ Ｐ明朝" w:hAnsi="ＭＳ Ｐ明朝"/>
-        </w:rPr>
-        <w:t>日田市の基本情報についてまとめます。</w:t>
-      </w:r>
-    </w:p>
-    <w:p>
-      <w:pPr>
-        <w:rPr>
-          <w:rFonts w:ascii="ＭＳ Ｐ明朝" w:eastAsia="ＭＳ Ｐ明朝" w:hAnsi="ＭＳ Ｐ明朝"/>
-        </w:rPr>
-      </w:pPr>
-      <w:r>
-        <w:rPr>
-          <w:rFonts w:ascii="ＭＳ Ｐ明朝" w:eastAsia="ＭＳ Ｐ明朝" w:hAnsi="ＭＳ Ｐ明朝"/>
-        </w:rPr>
-        <w:t>所在地</w:t>
-      </w:r>
-      <w:r>
-        <w:rPr>
-          <w:rFonts w:ascii="ＭＳ Ｐ明朝" w:eastAsia="ＭＳ Ｐ明朝" w:hAnsi="ＭＳ Ｐ明朝" w:hint="eastAsia"/>
-        </w:rPr>
-        <w:t xml:space="preserve">　大分県西部に</w:t>
-      </w:r>
-      <w:r>
-        <w:rPr>
-          <w:rFonts w:ascii="ＭＳ Ｐ明朝" w:eastAsia="ＭＳ Ｐ明朝" w:hAnsi="ＭＳ Ｐ明朝"/>
-        </w:rPr>
-        <w:t>位置する市。福岡県・熊本県と接し、北部九州のほぼ中央に位置する交通の要衝。</w:t>
-      </w:r>
-    </w:p>
-    <w:p>
-      <w:pPr>
-        <w:rPr>
-          <w:rFonts w:ascii="ＭＳ Ｐ明朝" w:eastAsia="ＭＳ Ｐ明朝" w:hAnsi="ＭＳ Ｐ明朝"/>
-        </w:rPr>
-      </w:pPr>
-      <w:r>
-        <w:rPr>
-          <w:rFonts w:ascii="ＭＳ Ｐ明朝" w:eastAsia="ＭＳ Ｐ明朝" w:hAnsi="ＭＳ Ｐ明朝"/>
-        </w:rPr>
         <w:t>面積</w:t>
       </w:r>
       <w:r>
@@ -486,14 +471,14 @@
     <w:p>
       <w:pPr>
         <w:rPr>
-          <w:rFonts w:ascii="ＭＳ Ｐ明朝" w:eastAsia="ＭＳ Ｐ明朝" w:hAnsi="ＭＳ Ｐ明朝" w:hint="eastAsia"/>
-        </w:rPr>
-      </w:pPr>
-    </w:p>
-    <w:p>
-      <w:pPr>
-        <w:rPr>
-          <w:rFonts w:ascii="ＭＳ Ｐ明朝" w:eastAsia="ＭＳ Ｐ明朝" w:hAnsi="ＭＳ Ｐ明朝" w:hint="eastAsia"/>
+          <w:rFonts w:ascii="ＭＳ Ｐ明朝" w:eastAsia="ＭＳ Ｐ明朝" w:hAnsi="ＭＳ Ｐ明朝"/>
+        </w:rPr>
+      </w:pPr>
+    </w:p>
+    <w:p>
+      <w:pPr>
+        <w:rPr>
+          <w:rFonts w:ascii="ＭＳ Ｐ明朝" w:eastAsia="ＭＳ Ｐ明朝" w:hAnsi="ＭＳ Ｐ明朝"/>
         </w:rPr>
       </w:pPr>
       <w:r>
@@ -526,7 +511,19 @@
         <w:rPr>
           <w:rFonts w:ascii="ＭＳ Ｐ明朝" w:eastAsia="ＭＳ Ｐ明朝" w:hAnsi="ＭＳ Ｐ明朝"/>
         </w:rPr>
-        <w:t>特に日田焼きそばは日田市を代表するソウルフードで外はパリっと中はもちもちとした食感なのでとてもおすすめで</w:t>
+        <w:t>特に日田焼きそばは日田市を代表するソウルフードで外はパリ</w:t>
+      </w:r>
+      <w:r>
+        <w:rPr>
+          <w:rFonts w:ascii="ＭＳ Ｐ明朝" w:eastAsia="ＭＳ Ｐ明朝" w:hAnsi="ＭＳ Ｐ明朝" w:hint="eastAsia"/>
+        </w:rPr>
+        <w:t>パリしているので</w:t>
+      </w:r>
+      <w:r>
+        <w:rPr>
+          <w:rFonts w:ascii="ＭＳ Ｐ明朝" w:eastAsia="ＭＳ Ｐ明朝" w:hAnsi="ＭＳ Ｐ明朝"/>
+        </w:rPr>
+        <w:t>とてもおすすめで</w:t>
       </w:r>
       <w:r>
         <w:rPr>
@@ -538,14 +535,14 @@
     <w:p>
       <w:pPr>
         <w:rPr>
-          <w:rFonts w:ascii="ＭＳ Ｐ明朝" w:eastAsia="ＭＳ Ｐ明朝" w:hAnsi="ＭＳ Ｐ明朝" w:hint="eastAsia"/>
-        </w:rPr>
-      </w:pPr>
-    </w:p>
-    <w:p>
-      <w:pPr>
-        <w:rPr>
-          <w:rFonts w:ascii="ＭＳ Ｐ明朝" w:eastAsia="ＭＳ Ｐ明朝" w:hAnsi="ＭＳ Ｐ明朝" w:hint="eastAsia"/>
+          <w:rFonts w:ascii="ＭＳ Ｐ明朝" w:eastAsia="ＭＳ Ｐ明朝" w:hAnsi="ＭＳ Ｐ明朝"/>
+        </w:rPr>
+      </w:pPr>
+    </w:p>
+    <w:p>
+      <w:pPr>
+        <w:rPr>
+          <w:rFonts w:ascii="ＭＳ Ｐ明朝" w:eastAsia="ＭＳ Ｐ明朝" w:hAnsi="ＭＳ Ｐ明朝"/>
         </w:rPr>
       </w:pPr>
       <w:r>
@@ -584,14 +581,14 @@
     <w:p>
       <w:pPr>
         <w:rPr>
-          <w:rFonts w:ascii="ＭＳ Ｐ明朝" w:eastAsia="ＭＳ Ｐ明朝" w:hAnsi="ＭＳ Ｐ明朝"/>
-        </w:rPr>
-      </w:pPr>
-      <w:r>
-        <w:rPr>
-          <w:rFonts w:ascii="ＭＳ Ｐ明朝" w:eastAsia="ＭＳ Ｐ明朝" w:hAnsi="ＭＳ Ｐ明朝" w:hint="eastAsia"/>
-        </w:rPr>
-        <w:t>XXXXXXXXXXXXXXXXXXXXXXXXXXXXXXXXXXXXXXXXXXXXXXXXXXXXXXXXXXXXXXXXXXXXXXXXXXXXXXXXXXXXXXXXXXXXXXXXXXXXXXXXXXXXXXXXXXXXXXXXXXXXXXXXXXXXXXXXXXXXXXXXXXXXXXXXXXXXXXXXXXXXXXXXXXXXXXXXXXXXXXXXXXXXXXXXXXXXXXXXXXXXXXXX</w:t>
+          <w:rFonts w:ascii="ＭＳ Ｐ明朝" w:eastAsia="ＭＳ Ｐ明朝" w:hAnsi="ＭＳ Ｐ明朝" w:hint="eastAsia"/>
+        </w:rPr>
+      </w:pPr>
+      <w:r>
+        <w:rPr>
+          <w:rFonts w:ascii="ＭＳ Ｐ明朝" w:eastAsia="ＭＳ Ｐ明朝" w:hAnsi="ＭＳ Ｐ明朝" w:hint="eastAsia"/>
+        </w:rPr>
+        <w:t>日田市</w:t>
       </w:r>
     </w:p>
     <w:p>
@@ -692,6 +689,154 @@
     </w:p>
   </w:footnote>
 </w:footnotes>
+</file>
+
+<file path=word/numbering.xml><?xml version="1.0" encoding="utf-8"?>
+<w:numbering xmlns:wpc="http://schemas.microsoft.com/office/word/2010/wordprocessingCanvas" xmlns:cx="http://schemas.microsoft.com/office/drawing/2014/chartex" xmlns:cx1="http://schemas.microsoft.com/office/drawing/2015/9/8/chartex" xmlns:cx2="http://schemas.microsoft.com/office/drawing/2015/10/21/chartex" xmlns:cx3="http://schemas.microsoft.com/office/drawing/2016/5/9/chartex" xmlns:cx4="http://schemas.microsoft.com/office/drawing/2016/5/10/chartex" xmlns:cx5="http://schemas.microsoft.com/office/drawing/2016/5/11/chartex" xmlns:cx6="http://schemas.microsoft.com/office/drawing/2016/5/12/chartex" xmlns:cx7="http://schemas.microsoft.com/office/drawing/2016/5/13/chartex" xmlns:cx8="http://schemas.microsoft.com/office/drawing/2016/5/14/chartex" xmlns:mc="http://schemas.openxmlformats.org/markup-compatibility/2006" xmlns:aink="http://schemas.microsoft.com/office/drawing/2016/ink" xmlns:am3d="http://schemas.microsoft.com/office/drawing/2017/model3d" xmlns:o="urn:schemas-microsoft-com:office:office" xmlns:oel="http://schemas.microsoft.com/office/2019/extlst" xmlns:r="http://schemas.openxmlformats.org/officeDocument/2006/relationships" xmlns:m="http://schemas.openxmlformats.org/officeDocument/2006/math" xmlns:v="urn:schemas-microsoft-com:vml" xmlns:wp14="http://schemas.microsoft.com/office/word/2010/wordprocessingDrawing" xmlns:wp="http://schemas.openxmlformats.org/drawingml/2006/wordprocessingDrawing" xmlns:w10="urn:schemas-microsoft-com:office:word" xmlns:w="http://schemas.openxmlformats.org/wordprocessingml/2006/main" xmlns:w14="http://schemas.microsoft.com/office/word/2010/wordml" xmlns:w15="http://schemas.microsoft.com/office/word/2012/wordml" xmlns:w16cex="http://schemas.microsoft.com/office/word/2018/wordml/cex" xmlns:w16cid="http://schemas.microsoft.com/office/word/2016/wordml/cid" xmlns:w16="http://schemas.microsoft.com/office/word/2018/wordml" xmlns:w16du="http://schemas.microsoft.com/office/word/2023/wordml/word16du" xmlns:w16sdtdh="http://schemas.microsoft.com/office/word/2020/wordml/sdtdatahash" xmlns:w16sdtfl="http://schemas.microsoft.com/office/word/2024/wordml/sdtformatlock" xmlns:w16se="http://schemas.microsoft.com/office/word/2015/wordml/symex" xmlns:wpg="http://schemas.microsoft.com/office/word/2010/wordprocessingGroup" xmlns:wpi="http://schemas.microsoft.com/office/word/2010/wordprocessingInk" xmlns:wne="http://schemas.microsoft.com/office/word/2006/wordml" xmlns:wps="http://schemas.microsoft.com/office/word/2010/wordprocessingShape" mc:Ignorable="w14 w15 w16se w16cid w16 w16cex w16sdtdh w16sdtfl w16du wp14">
+  <w:abstractNum w:abstractNumId="0" w15:restartNumberingAfterBreak="0">
+    <w:nsid w:val="2EC45D52"/>
+    <w:multiLevelType w:val="hybridMultilevel"/>
+    <w:tmpl w:val="A5C86030"/>
+    <w:lvl w:ilvl="0" w:tplc="A1D861F8">
+      <w:start w:val="1"/>
+      <w:numFmt w:val="bullet"/>
+      <w:lvlText w:val="•"/>
+      <w:lvlJc w:val="left"/>
+      <w:pPr>
+        <w:tabs>
+          <w:tab w:val="num" w:pos="720"/>
+        </w:tabs>
+        <w:ind w:left="720" w:hanging="360"/>
+      </w:pPr>
+      <w:rPr>
+        <w:rFonts w:ascii="Arial" w:hAnsi="Arial" w:hint="default"/>
+      </w:rPr>
+    </w:lvl>
+    <w:lvl w:ilvl="1" w:tplc="BBD446A0" w:tentative="1">
+      <w:start w:val="1"/>
+      <w:numFmt w:val="bullet"/>
+      <w:lvlText w:val="•"/>
+      <w:lvlJc w:val="left"/>
+      <w:pPr>
+        <w:tabs>
+          <w:tab w:val="num" w:pos="1440"/>
+        </w:tabs>
+        <w:ind w:left="1440" w:hanging="360"/>
+      </w:pPr>
+      <w:rPr>
+        <w:rFonts w:ascii="Arial" w:hAnsi="Arial" w:hint="default"/>
+      </w:rPr>
+    </w:lvl>
+    <w:lvl w:ilvl="2" w:tplc="ED2C6004" w:tentative="1">
+      <w:start w:val="1"/>
+      <w:numFmt w:val="bullet"/>
+      <w:lvlText w:val="•"/>
+      <w:lvlJc w:val="left"/>
+      <w:pPr>
+        <w:tabs>
+          <w:tab w:val="num" w:pos="2160"/>
+        </w:tabs>
+        <w:ind w:left="2160" w:hanging="360"/>
+      </w:pPr>
+      <w:rPr>
+        <w:rFonts w:ascii="Arial" w:hAnsi="Arial" w:hint="default"/>
+      </w:rPr>
+    </w:lvl>
+    <w:lvl w:ilvl="3" w:tplc="DC6A4B60" w:tentative="1">
+      <w:start w:val="1"/>
+      <w:numFmt w:val="bullet"/>
+      <w:lvlText w:val="•"/>
+      <w:lvlJc w:val="left"/>
+      <w:pPr>
+        <w:tabs>
+          <w:tab w:val="num" w:pos="2880"/>
+        </w:tabs>
+        <w:ind w:left="2880" w:hanging="360"/>
+      </w:pPr>
+      <w:rPr>
+        <w:rFonts w:ascii="Arial" w:hAnsi="Arial" w:hint="default"/>
+      </w:rPr>
+    </w:lvl>
+    <w:lvl w:ilvl="4" w:tplc="19A2A0FA" w:tentative="1">
+      <w:start w:val="1"/>
+      <w:numFmt w:val="bullet"/>
+      <w:lvlText w:val="•"/>
+      <w:lvlJc w:val="left"/>
+      <w:pPr>
+        <w:tabs>
+          <w:tab w:val="num" w:pos="3600"/>
+        </w:tabs>
+        <w:ind w:left="3600" w:hanging="360"/>
+      </w:pPr>
+      <w:rPr>
+        <w:rFonts w:ascii="Arial" w:hAnsi="Arial" w:hint="default"/>
+      </w:rPr>
+    </w:lvl>
+    <w:lvl w:ilvl="5" w:tplc="1A6CF66E" w:tentative="1">
+      <w:start w:val="1"/>
+      <w:numFmt w:val="bullet"/>
+      <w:lvlText w:val="•"/>
+      <w:lvlJc w:val="left"/>
+      <w:pPr>
+        <w:tabs>
+          <w:tab w:val="num" w:pos="4320"/>
+        </w:tabs>
+        <w:ind w:left="4320" w:hanging="360"/>
+      </w:pPr>
+      <w:rPr>
+        <w:rFonts w:ascii="Arial" w:hAnsi="Arial" w:hint="default"/>
+      </w:rPr>
+    </w:lvl>
+    <w:lvl w:ilvl="6" w:tplc="995C02D4" w:tentative="1">
+      <w:start w:val="1"/>
+      <w:numFmt w:val="bullet"/>
+      <w:lvlText w:val="•"/>
+      <w:lvlJc w:val="left"/>
+      <w:pPr>
+        <w:tabs>
+          <w:tab w:val="num" w:pos="5040"/>
+        </w:tabs>
+        <w:ind w:left="5040" w:hanging="360"/>
+      </w:pPr>
+      <w:rPr>
+        <w:rFonts w:ascii="Arial" w:hAnsi="Arial" w:hint="default"/>
+      </w:rPr>
+    </w:lvl>
+    <w:lvl w:ilvl="7" w:tplc="011271DA" w:tentative="1">
+      <w:start w:val="1"/>
+      <w:numFmt w:val="bullet"/>
+      <w:lvlText w:val="•"/>
+      <w:lvlJc w:val="left"/>
+      <w:pPr>
+        <w:tabs>
+          <w:tab w:val="num" w:pos="5760"/>
+        </w:tabs>
+        <w:ind w:left="5760" w:hanging="360"/>
+      </w:pPr>
+      <w:rPr>
+        <w:rFonts w:ascii="Arial" w:hAnsi="Arial" w:hint="default"/>
+      </w:rPr>
+    </w:lvl>
+    <w:lvl w:ilvl="8" w:tplc="43F80984" w:tentative="1">
+      <w:start w:val="1"/>
+      <w:numFmt w:val="bullet"/>
+      <w:lvlText w:val="•"/>
+      <w:lvlJc w:val="left"/>
+      <w:pPr>
+        <w:tabs>
+          <w:tab w:val="num" w:pos="6480"/>
+        </w:tabs>
+        <w:ind w:left="6480" w:hanging="360"/>
+      </w:pPr>
+      <w:rPr>
+        <w:rFonts w:ascii="Arial" w:hAnsi="Arial" w:hint="default"/>
+      </w:rPr>
+    </w:lvl>
+  </w:abstractNum>
+  <w:num w:numId="1" w16cid:durableId="623079836">
+    <w:abstractNumId w:val="0"/>
+  </w:num>
+</w:numbering>
 </file>
 
 <file path=word/styles.xml><?xml version="1.0" encoding="utf-8"?>
@@ -1298,7 +1443,6 @@
   <w:style w:type="character" w:default="1" w:styleId="a0">
     <w:name w:val="Default Paragraph Font"/>
     <w:uiPriority w:val="1"/>
-    <w:semiHidden/>
     <w:unhideWhenUsed/>
   </w:style>
   <w:style w:type="table" w:default="1" w:styleId="a1">

--- a/制作ノート_課題１25023_江田悠真.docx
+++ b/制作ノート_課題１25023_江田悠真.docx
@@ -116,7 +116,7 @@
         <w:rPr>
           <w:rFonts w:ascii="ＭＳ Ｐ明朝" w:eastAsia="ＭＳ Ｐ明朝" w:hAnsi="ＭＳ Ｐ明朝" w:hint="eastAsia"/>
         </w:rPr>
-        <w:t>目的・背景</w:t>
+        <w:t>目的</w:t>
       </w:r>
     </w:p>
     <w:p>
@@ -138,6 +138,32 @@
           <w:rFonts w:ascii="ＭＳ Ｐ明朝" w:eastAsia="ＭＳ Ｐ明朝" w:hAnsi="ＭＳ Ｐ明朝"/>
         </w:rPr>
       </w:pPr>
+      <w:r>
+        <w:rPr>
+          <w:rFonts w:ascii="ＭＳ Ｐ明朝" w:eastAsia="ＭＳ Ｐ明朝" w:hAnsi="ＭＳ Ｐ明朝" w:hint="eastAsia"/>
+        </w:rPr>
+        <w:t>背景</w:t>
+      </w:r>
+    </w:p>
+    <w:p>
+      <w:pPr>
+        <w:rPr>
+          <w:rFonts w:ascii="ＭＳ Ｐ明朝" w:eastAsia="ＭＳ Ｐ明朝" w:hAnsi="ＭＳ Ｐ明朝" w:hint="eastAsia"/>
+        </w:rPr>
+      </w:pPr>
+      <w:r>
+        <w:rPr>
+          <w:rFonts w:ascii="ＭＳ Ｐ明朝" w:eastAsia="ＭＳ Ｐ明朝" w:hAnsi="ＭＳ Ｐ明朝"/>
+        </w:rPr>
+        <w:t>歴史文化だけでなく、食や産業観光、アニメ・漫画をきっかけとした観光など、新たな魅力の発信にも取り組んでいる</w:t>
+      </w:r>
+    </w:p>
+    <w:p>
+      <w:pPr>
+        <w:rPr>
+          <w:rFonts w:ascii="ＭＳ Ｐ明朝" w:eastAsia="ＭＳ Ｐ明朝" w:hAnsi="ＭＳ Ｐ明朝"/>
+        </w:rPr>
+      </w:pPr>
     </w:p>
     <w:p>
       <w:pPr>
@@ -160,15 +186,41 @@
       </w:pPr>
       <w:r>
         <w:rPr>
-          <w:rFonts w:ascii="ＭＳ Ｐ明朝" w:eastAsia="ＭＳ Ｐ明朝" w:hAnsi="ＭＳ Ｐ明朝" w:hint="eastAsia"/>
-        </w:rPr>
-        <w:t>日田市に興味がある人</w:t>
-      </w:r>
-    </w:p>
-    <w:p>
-      <w:pPr>
-        <w:rPr>
-          <w:rFonts w:ascii="ＭＳ Ｐ明朝" w:eastAsia="ＭＳ Ｐ明朝" w:hAnsi="ＭＳ Ｐ明朝"/>
+          <w:rFonts w:ascii="ＭＳ Ｐ明朝" w:eastAsia="ＭＳ Ｐ明朝" w:hAnsi="ＭＳ Ｐ明朝"/>
+        </w:rPr>
+        <w:t xml:space="preserve">  20～40代の国内観光客  </w:t>
+      </w:r>
+    </w:p>
+    <w:p>
+      <w:pPr>
+        <w:rPr>
+          <w:rFonts w:ascii="ＭＳ Ｐ明朝" w:eastAsia="ＭＳ Ｐ明朝" w:hAnsi="ＭＳ Ｐ明朝"/>
+        </w:rPr>
+      </w:pPr>
+      <w:r>
+        <w:rPr>
+          <w:rFonts w:ascii="ＭＳ Ｐ明朝" w:eastAsia="ＭＳ Ｐ明朝" w:hAnsi="ＭＳ Ｐ明朝"/>
+        </w:rPr>
+        <w:t xml:space="preserve"> 九州旅行を計画している人 </w:t>
+      </w:r>
+    </w:p>
+    <w:p>
+      <w:pPr>
+        <w:rPr>
+          <w:rFonts w:ascii="ＭＳ Ｐ明朝" w:eastAsia="ＭＳ Ｐ明朝" w:hAnsi="ＭＳ Ｐ明朝"/>
+        </w:rPr>
+      </w:pPr>
+      <w:r>
+        <w:rPr>
+          <w:rFonts w:ascii="ＭＳ Ｐ明朝" w:eastAsia="ＭＳ Ｐ明朝" w:hAnsi="ＭＳ Ｐ明朝"/>
+        </w:rPr>
+        <w:t xml:space="preserve"> 日田市を初めて訪れる人</w:t>
+      </w:r>
+    </w:p>
+    <w:p>
+      <w:pPr>
+        <w:rPr>
+          <w:rFonts w:ascii="ＭＳ Ｐ明朝" w:eastAsia="ＭＳ Ｐ明朝" w:hAnsi="ＭＳ Ｐ明朝" w:hint="eastAsia"/>
         </w:rPr>
       </w:pPr>
     </w:p>
@@ -258,27 +310,26 @@
     <w:p>
       <w:pPr>
         <w:rPr>
-          <w:rFonts w:ascii="ＭＳ Ｐ明朝" w:eastAsia="ＭＳ Ｐ明朝" w:hAnsi="ＭＳ Ｐ明朝"/>
-        </w:rPr>
-      </w:pPr>
-      <w:r>
-        <w:rPr>
-          <w:rFonts w:ascii="ＭＳ Ｐ明朝" w:eastAsia="ＭＳ Ｐ明朝" w:hAnsi="ＭＳ Ｐ明朝"/>
-        </w:rPr>
-        <w:t>１０月～１１月　編集</w:t>
-      </w:r>
-    </w:p>
-    <w:p>
-      <w:pPr>
-        <w:rPr>
-          <w:rFonts w:ascii="ＭＳ Ｐ明朝" w:eastAsia="ＭＳ Ｐ明朝" w:hAnsi="ＭＳ Ｐ明朝"/>
-        </w:rPr>
-      </w:pPr>
-      <w:r>
-        <w:rPr>
-          <w:rFonts w:ascii="ＭＳ Ｐ明朝" w:eastAsia="ＭＳ Ｐ明朝" w:hAnsi="ＭＳ Ｐ明朝"/>
-        </w:rPr>
-        <w:t>12月　完成</w:t>
+          <w:rFonts w:ascii="ＭＳ Ｐ明朝" w:eastAsia="ＭＳ Ｐ明朝" w:hAnsi="ＭＳ Ｐ明朝" w:hint="eastAsia"/>
+        </w:rPr>
+      </w:pPr>
+      <w:r>
+        <w:rPr>
+          <w:rFonts w:ascii="ＭＳ Ｐ明朝" w:eastAsia="ＭＳ Ｐ明朝" w:hAnsi="ＭＳ Ｐ明朝"/>
+        </w:rPr>
+        <w:t>１０月～１</w:t>
+      </w:r>
+      <w:r>
+        <w:rPr>
+          <w:rFonts w:ascii="ＭＳ Ｐ明朝" w:eastAsia="ＭＳ Ｐ明朝" w:hAnsi="ＭＳ Ｐ明朝" w:hint="eastAsia"/>
+        </w:rPr>
+        <w:t>2</w:t>
+      </w:r>
+      <w:r>
+        <w:rPr>
+          <w:rFonts w:ascii="ＭＳ Ｐ明朝" w:eastAsia="ＭＳ Ｐ明朝" w:hAnsi="ＭＳ Ｐ明朝"/>
+        </w:rPr>
+        <w:t>月　編集</w:t>
       </w:r>
     </w:p>
     <w:p>
@@ -336,7 +387,7 @@
     <w:p>
       <w:pPr>
         <w:rPr>
-          <w:rFonts w:ascii="ＭＳ Ｐ明朝" w:eastAsia="ＭＳ Ｐ明朝" w:hAnsi="ＭＳ Ｐ明朝"/>
+          <w:rFonts w:ascii="ＭＳ Ｐ明朝" w:eastAsia="ＭＳ Ｐ明朝" w:hAnsi="ＭＳ Ｐ明朝" w:hint="eastAsia"/>
         </w:rPr>
       </w:pPr>
       <w:r>
@@ -352,30 +403,25 @@
           <w:rFonts w:ascii="ＭＳ Ｐ明朝" w:eastAsia="ＭＳ Ｐ明朝" w:hAnsi="ＭＳ Ｐ明朝"/>
         </w:rPr>
       </w:pPr>
-      <w:r>
-        <w:rPr>
-          <w:rFonts w:ascii="ＭＳ Ｐ明朝" w:eastAsia="ＭＳ Ｐ明朝" w:hAnsi="ＭＳ Ｐ明朝" w:hint="eastAsia"/>
-        </w:rPr>
-        <w:t>スマホ</w:t>
-      </w:r>
-    </w:p>
-    <w:p>
-      <w:pPr>
-        <w:rPr>
-          <w:rFonts w:ascii="ＭＳ Ｐ明朝" w:eastAsia="ＭＳ Ｐ明朝" w:hAnsi="ＭＳ Ｐ明朝" w:hint="eastAsia"/>
-        </w:rPr>
-      </w:pPr>
-    </w:p>
-    <w:p>
-      <w:pPr>
-        <w:rPr>
-          <w:rFonts w:ascii="ＭＳ Ｐ明朝" w:eastAsia="ＭＳ Ｐ明朝" w:hAnsi="ＭＳ Ｐ明朝"/>
-        </w:rPr>
-      </w:pPr>
-      <w:r>
-        <w:rPr>
-          <w:rFonts w:ascii="ＭＳ Ｐ明朝" w:eastAsia="ＭＳ Ｐ明朝" w:hAnsi="ＭＳ Ｐ明朝" w:hint="eastAsia"/>
-        </w:rPr>
+    </w:p>
+    <w:p>
+      <w:pPr>
+        <w:rPr>
+          <w:rFonts w:ascii="ＭＳ Ｐ明朝" w:eastAsia="ＭＳ Ｐ明朝" w:hAnsi="ＭＳ Ｐ明朝" w:hint="eastAsia"/>
+        </w:rPr>
+      </w:pPr>
+    </w:p>
+    <w:p>
+      <w:pPr>
+        <w:rPr>
+          <w:rFonts w:ascii="ＭＳ Ｐ明朝" w:eastAsia="ＭＳ Ｐ明朝" w:hAnsi="ＭＳ Ｐ明朝"/>
+        </w:rPr>
+      </w:pPr>
+      <w:r>
+        <w:rPr>
+          <w:rFonts w:ascii="ＭＳ Ｐ明朝" w:eastAsia="ＭＳ Ｐ明朝" w:hAnsi="ＭＳ Ｐ明朝" w:hint="eastAsia"/>
+        </w:rPr>
+        <w:lastRenderedPageBreak/>
         <w:t>制作案</w:t>
       </w:r>
     </w:p>
@@ -389,186 +435,162 @@
         <w:rPr>
           <w:rFonts w:ascii="ＭＳ Ｐ明朝" w:eastAsia="ＭＳ Ｐ明朝" w:hAnsi="ＭＳ Ｐ明朝"/>
         </w:rPr>
-        <w:t>日田市の基本情報についてまとめます。</w:t>
-      </w:r>
-    </w:p>
-    <w:p>
-      <w:pPr>
-        <w:rPr>
-          <w:rFonts w:ascii="ＭＳ Ｐ明朝" w:eastAsia="ＭＳ Ｐ明朝" w:hAnsi="ＭＳ Ｐ明朝"/>
-        </w:rPr>
-      </w:pPr>
-      <w:r>
-        <w:rPr>
-          <w:rFonts w:ascii="ＭＳ Ｐ明朝" w:eastAsia="ＭＳ Ｐ明朝" w:hAnsi="ＭＳ Ｐ明朝"/>
-        </w:rPr>
-        <w:t>所在地</w:t>
-      </w:r>
-      <w:r>
-        <w:rPr>
-          <w:rFonts w:ascii="ＭＳ Ｐ明朝" w:eastAsia="ＭＳ Ｐ明朝" w:hAnsi="ＭＳ Ｐ明朝" w:hint="eastAsia"/>
-        </w:rPr>
-        <w:t xml:space="preserve">　大分県西部に</w:t>
-      </w:r>
-      <w:r>
-        <w:rPr>
-          <w:rFonts w:ascii="ＭＳ Ｐ明朝" w:eastAsia="ＭＳ Ｐ明朝" w:hAnsi="ＭＳ Ｐ明朝"/>
-        </w:rPr>
-        <w:t>位置する市。福岡県・熊本県と接し、北部九州のほぼ中央に位置する交通の要衝。</w:t>
-      </w:r>
-    </w:p>
-    <w:p>
-      <w:pPr>
-        <w:rPr>
-          <w:rFonts w:ascii="ＭＳ Ｐ明朝" w:eastAsia="ＭＳ Ｐ明朝" w:hAnsi="ＭＳ Ｐ明朝"/>
-        </w:rPr>
-      </w:pPr>
-      <w:r>
-        <w:rPr>
-          <w:rFonts w:ascii="ＭＳ Ｐ明朝" w:eastAsia="ＭＳ Ｐ明朝" w:hAnsi="ＭＳ Ｐ明朝"/>
-        </w:rPr>
-        <w:lastRenderedPageBreak/>
-        <w:t>面積</w:t>
-      </w:r>
-      <w:r>
-        <w:rPr>
-          <w:rFonts w:ascii="ＭＳ Ｐ明朝" w:eastAsia="ＭＳ Ｐ明朝" w:hAnsi="ＭＳ Ｐ明朝" w:hint="eastAsia"/>
-        </w:rPr>
-        <w:t xml:space="preserve">　</w:t>
-      </w:r>
-      <w:r>
-        <w:rPr>
-          <w:rFonts w:ascii="ＭＳ Ｐ明朝" w:eastAsia="ＭＳ Ｐ明朝" w:hAnsi="ＭＳ Ｐ明朝"/>
-        </w:rPr>
-        <w:t>約666.03㎢。市域の大部分を森林が占め、豊かな自然環境に恵まれている。</w:t>
-      </w:r>
-    </w:p>
-    <w:p>
-      <w:pPr>
-        <w:rPr>
-          <w:rFonts w:ascii="ＭＳ Ｐ明朝" w:eastAsia="ＭＳ Ｐ明朝" w:hAnsi="ＭＳ Ｐ明朝"/>
-        </w:rPr>
-      </w:pPr>
-      <w:r>
-        <w:rPr>
-          <w:rFonts w:ascii="ＭＳ Ｐ明朝" w:eastAsia="ＭＳ Ｐ明朝" w:hAnsi="ＭＳ Ｐ明朝"/>
-        </w:rPr>
-        <w:t>人口</w:t>
-      </w:r>
-      <w:r>
-        <w:rPr>
-          <w:rFonts w:ascii="ＭＳ Ｐ明朝" w:eastAsia="ＭＳ Ｐ明朝" w:hAnsi="ＭＳ Ｐ明朝" w:hint="eastAsia"/>
-        </w:rPr>
-        <w:t xml:space="preserve">　</w:t>
-      </w:r>
-      <w:r>
-        <w:rPr>
-          <w:rFonts w:ascii="ＭＳ Ｐ明朝" w:eastAsia="ＭＳ Ｐ明朝" w:hAnsi="ＭＳ Ｐ明朝"/>
-        </w:rPr>
-        <w:t>約5.9万人（2026年5～6月時点）。世帯数は約2.8万世帯</w:t>
-      </w:r>
-    </w:p>
-    <w:p>
-      <w:pPr>
-        <w:rPr>
-          <w:rFonts w:ascii="ＭＳ Ｐ明朝" w:eastAsia="ＭＳ Ｐ明朝" w:hAnsi="ＭＳ Ｐ明朝"/>
-        </w:rPr>
-      </w:pPr>
-    </w:p>
-    <w:p>
-      <w:pPr>
-        <w:rPr>
-          <w:rFonts w:ascii="ＭＳ Ｐ明朝" w:eastAsia="ＭＳ Ｐ明朝" w:hAnsi="ＭＳ Ｐ明朝"/>
-        </w:rPr>
-      </w:pPr>
-      <w:r>
-        <w:rPr>
-          <w:rFonts w:ascii="ＭＳ Ｐ明朝" w:eastAsia="ＭＳ Ｐ明朝" w:hAnsi="ＭＳ Ｐ明朝"/>
-        </w:rPr>
-        <w:t>日田の食と特産品について</w:t>
-      </w:r>
-    </w:p>
-    <w:p>
-      <w:pPr>
-        <w:rPr>
-          <w:rFonts w:ascii="ＭＳ Ｐ明朝" w:eastAsia="ＭＳ Ｐ明朝" w:hAnsi="ＭＳ Ｐ明朝"/>
-        </w:rPr>
-      </w:pPr>
-      <w:r>
-        <w:rPr>
-          <w:rFonts w:ascii="ＭＳ Ｐ明朝" w:eastAsia="ＭＳ Ｐ明朝" w:hAnsi="ＭＳ Ｐ明朝"/>
-        </w:rPr>
-        <w:t>日田焼きそば、鮎料理・ヤマメ料理、ひたん寿司など</w:t>
-      </w:r>
-    </w:p>
-    <w:p>
-      <w:pPr>
-        <w:rPr>
-          <w:rFonts w:ascii="ＭＳ Ｐ明朝" w:eastAsia="ＭＳ Ｐ明朝" w:hAnsi="ＭＳ Ｐ明朝"/>
-        </w:rPr>
-      </w:pPr>
-      <w:r>
-        <w:rPr>
-          <w:rFonts w:ascii="ＭＳ Ｐ明朝" w:eastAsia="ＭＳ Ｐ明朝" w:hAnsi="ＭＳ Ｐ明朝"/>
-        </w:rPr>
-        <w:t>特に日田焼きそばは日田市を代表するソウルフードで外はパリ</w:t>
-      </w:r>
-      <w:r>
-        <w:rPr>
-          <w:rFonts w:ascii="ＭＳ Ｐ明朝" w:eastAsia="ＭＳ Ｐ明朝" w:hAnsi="ＭＳ Ｐ明朝" w:hint="eastAsia"/>
-        </w:rPr>
-        <w:t>パリしているので</w:t>
-      </w:r>
-      <w:r>
-        <w:rPr>
-          <w:rFonts w:ascii="ＭＳ Ｐ明朝" w:eastAsia="ＭＳ Ｐ明朝" w:hAnsi="ＭＳ Ｐ明朝"/>
-        </w:rPr>
-        <w:t>とてもおすすめで</w:t>
-      </w:r>
-      <w:r>
-        <w:rPr>
-          <w:rFonts w:ascii="ＭＳ Ｐ明朝" w:eastAsia="ＭＳ Ｐ明朝" w:hAnsi="ＭＳ Ｐ明朝" w:hint="eastAsia"/>
-        </w:rPr>
-        <w:t>す。</w:t>
-      </w:r>
-    </w:p>
-    <w:p>
-      <w:pPr>
-        <w:rPr>
-          <w:rFonts w:ascii="ＭＳ Ｐ明朝" w:eastAsia="ＭＳ Ｐ明朝" w:hAnsi="ＭＳ Ｐ明朝"/>
-        </w:rPr>
-      </w:pPr>
-    </w:p>
-    <w:p>
-      <w:pPr>
-        <w:rPr>
-          <w:rFonts w:ascii="ＭＳ Ｐ明朝" w:eastAsia="ＭＳ Ｐ明朝" w:hAnsi="ＭＳ Ｐ明朝"/>
-        </w:rPr>
-      </w:pPr>
-      <w:r>
-        <w:rPr>
-          <w:rFonts w:ascii="ＭＳ Ｐ明朝" w:eastAsia="ＭＳ Ｐ明朝" w:hAnsi="ＭＳ Ｐ明朝"/>
-        </w:rPr>
-        <w:t>日田市の水の町について</w:t>
-      </w:r>
-    </w:p>
-    <w:p>
-      <w:pPr>
-        <w:rPr>
-          <w:rFonts w:ascii="ＭＳ Ｐ明朝" w:eastAsia="ＭＳ Ｐ明朝" w:hAnsi="ＭＳ Ｐ明朝"/>
-        </w:rPr>
-      </w:pPr>
-      <w:r>
-        <w:rPr>
-          <w:rFonts w:ascii="ＭＳ Ｐ明朝" w:eastAsia="ＭＳ Ｐ明朝" w:hAnsi="ＭＳ Ｐ明朝"/>
-        </w:rPr>
-        <w:t>日田には天ヶ瀬温泉をはじめとする温泉地や、美しい滝、湧水地など、水の恵みを感じられるスポットが数多くあります。自然、水辺の景観、歴史ある町並みが一体となって、「水の町・日田」ならではの魅力を生み出しています</w:t>
-      </w:r>
-    </w:p>
-    <w:p>
-      <w:pPr>
-        <w:rPr>
-          <w:rFonts w:ascii="ＭＳ Ｐ明朝" w:eastAsia="ＭＳ Ｐ明朝" w:hAnsi="ＭＳ Ｐ明朝"/>
+        <w:t>ページ１</w:t>
+      </w:r>
+    </w:p>
+    <w:p>
+      <w:pPr>
+        <w:rPr>
+          <w:rFonts w:ascii="ＭＳ Ｐ明朝" w:eastAsia="ＭＳ Ｐ明朝" w:hAnsi="ＭＳ Ｐ明朝"/>
+        </w:rPr>
+      </w:pPr>
+      <w:r>
+        <w:rPr>
+          <w:rFonts w:ascii="ＭＳ Ｐ明朝" w:eastAsia="ＭＳ Ｐ明朝" w:hAnsi="ＭＳ Ｐ明朝"/>
+        </w:rPr>
+        <w:t>日田市について </w:t>
+      </w:r>
+    </w:p>
+    <w:p>
+      <w:pPr>
+        <w:rPr>
+          <w:rFonts w:ascii="ＭＳ Ｐ明朝" w:eastAsia="ＭＳ Ｐ明朝" w:hAnsi="ＭＳ Ｐ明朝"/>
+        </w:rPr>
+      </w:pPr>
+      <w:r>
+        <w:rPr>
+          <w:rFonts w:ascii="ＭＳ Ｐ明朝" w:eastAsia="ＭＳ Ｐ明朝" w:hAnsi="ＭＳ Ｐ明朝"/>
+        </w:rPr>
+        <w:t>日田市の概要、歴史、自然、アクセス、サイトの紹介 </w:t>
+      </w:r>
+    </w:p>
+    <w:p>
+      <w:pPr>
+        <w:rPr>
+          <w:rFonts w:ascii="ＭＳ Ｐ明朝" w:eastAsia="ＭＳ Ｐ明朝" w:hAnsi="ＭＳ Ｐ明朝"/>
+        </w:rPr>
+      </w:pPr>
+      <w:r>
+        <w:rPr>
+          <w:rFonts w:ascii="ＭＳ Ｐ明朝" w:eastAsia="ＭＳ Ｐ明朝" w:hAnsi="ＭＳ Ｐ明朝"/>
+        </w:rPr>
+        <w:t>ページ２</w:t>
+      </w:r>
+    </w:p>
+    <w:p>
+      <w:pPr>
+        <w:rPr>
+          <w:rFonts w:ascii="ＭＳ Ｐ明朝" w:eastAsia="ＭＳ Ｐ明朝" w:hAnsi="ＭＳ Ｐ明朝"/>
+        </w:rPr>
+      </w:pPr>
+      <w:r>
+        <w:rPr>
+          <w:rFonts w:ascii="ＭＳ Ｐ明朝" w:eastAsia="ＭＳ Ｐ明朝" w:hAnsi="ＭＳ Ｐ明朝"/>
+        </w:rPr>
+        <w:t>おすすめ観光スポット</w:t>
+      </w:r>
+    </w:p>
+    <w:p>
+      <w:pPr>
+        <w:rPr>
+          <w:rFonts w:ascii="ＭＳ Ｐ明朝" w:eastAsia="ＭＳ Ｐ明朝" w:hAnsi="ＭＳ Ｐ明朝"/>
+        </w:rPr>
+      </w:pPr>
+      <w:r>
+        <w:rPr>
+          <w:rFonts w:ascii="ＭＳ Ｐ明朝" w:eastAsia="ＭＳ Ｐ明朝" w:hAnsi="ＭＳ Ｐ明朝"/>
+        </w:rPr>
+        <w:t>豆田町、天領日田資料館、慈恩の滝、三隈川などの見どころを写真付きで紹介 </w:t>
+      </w:r>
+    </w:p>
+    <w:p>
+      <w:pPr>
+        <w:rPr>
+          <w:rFonts w:ascii="ＭＳ Ｐ明朝" w:eastAsia="ＭＳ Ｐ明朝" w:hAnsi="ＭＳ Ｐ明朝"/>
+        </w:rPr>
+      </w:pPr>
+      <w:r>
+        <w:rPr>
+          <w:rFonts w:ascii="ＭＳ Ｐ明朝" w:eastAsia="ＭＳ Ｐ明朝" w:hAnsi="ＭＳ Ｐ明朝"/>
+        </w:rPr>
+        <w:t>ページ３</w:t>
+      </w:r>
+      <w:r>
+        <w:rPr>
+          <w:rFonts w:ascii="ＭＳ Ｐ明朝" w:eastAsia="ＭＳ Ｐ明朝" w:hAnsi="ＭＳ Ｐ明朝"/>
+        </w:rPr>
+        <w:tab/>
+      </w:r>
+    </w:p>
+    <w:p>
+      <w:pPr>
+        <w:rPr>
+          <w:rFonts w:ascii="ＭＳ Ｐ明朝" w:eastAsia="ＭＳ Ｐ明朝" w:hAnsi="ＭＳ Ｐ明朝"/>
+        </w:rPr>
+      </w:pPr>
+      <w:r>
+        <w:rPr>
+          <w:rFonts w:ascii="ＭＳ Ｐ明朝" w:eastAsia="ＭＳ Ｐ明朝" w:hAnsi="ＭＳ Ｐ明朝"/>
+        </w:rPr>
+        <w:t>おいしいグルメ・カフェの紹介　日田焼きそば、鮎料理、スイーツ、人気カフェなどを紹介  </w:t>
+      </w:r>
+    </w:p>
+    <w:p>
+      <w:pPr>
+        <w:rPr>
+          <w:rFonts w:ascii="ＭＳ Ｐ明朝" w:eastAsia="ＭＳ Ｐ明朝" w:hAnsi="ＭＳ Ｐ明朝"/>
+        </w:rPr>
+      </w:pPr>
+      <w:r>
+        <w:rPr>
+          <w:rFonts w:ascii="ＭＳ Ｐ明朝" w:eastAsia="ＭＳ Ｐ明朝" w:hAnsi="ＭＳ Ｐ明朝"/>
+        </w:rPr>
+        <w:t>ページ４</w:t>
+      </w:r>
+    </w:p>
+    <w:p>
+      <w:pPr>
+        <w:rPr>
+          <w:rFonts w:ascii="ＭＳ Ｐ明朝" w:eastAsia="ＭＳ Ｐ明朝" w:hAnsi="ＭＳ Ｐ明朝"/>
+        </w:rPr>
+      </w:pPr>
+      <w:r>
+        <w:rPr>
+          <w:rFonts w:ascii="ＭＳ Ｐ明朝" w:eastAsia="ＭＳ Ｐ明朝" w:hAnsi="ＭＳ Ｐ明朝"/>
+        </w:rPr>
+        <w:t>千年あかりについて　イベントの概要、開催時期、見どころ、会場へのアクセスや過去の様子を紹介 </w:t>
+      </w:r>
+    </w:p>
+    <w:p>
+      <w:pPr>
+        <w:rPr>
+          <w:rFonts w:ascii="ＭＳ Ｐ明朝" w:eastAsia="ＭＳ Ｐ明朝" w:hAnsi="ＭＳ Ｐ明朝"/>
+        </w:rPr>
+      </w:pPr>
+      <w:r>
+        <w:rPr>
+          <w:rFonts w:ascii="ＭＳ Ｐ明朝" w:eastAsia="ＭＳ Ｐ明朝" w:hAnsi="ＭＳ Ｐ明朝"/>
+        </w:rPr>
+        <w:t>ページ５</w:t>
+      </w:r>
+    </w:p>
+    <w:p>
+      <w:pPr>
+        <w:rPr>
+          <w:rFonts w:ascii="ＭＳ Ｐ明朝" w:eastAsia="ＭＳ Ｐ明朝" w:hAnsi="ＭＳ Ｐ明朝"/>
+        </w:rPr>
+      </w:pPr>
+      <w:r>
+        <w:rPr>
+          <w:rFonts w:ascii="ＭＳ Ｐ明朝" w:eastAsia="ＭＳ Ｐ明朝" w:hAnsi="ＭＳ Ｐ明朝"/>
+        </w:rPr>
+        <w:t>おすすめのお土産　日田杉を使った工芸品、お菓子、地酒、特産品などを紹介</w:t>
+      </w:r>
+    </w:p>
+    <w:p>
+      <w:pPr>
+        <w:rPr>
+          <w:rFonts w:ascii="ＭＳ Ｐ明朝" w:eastAsia="ＭＳ Ｐ明朝" w:hAnsi="ＭＳ Ｐ明朝" w:hint="eastAsia"/>
         </w:rPr>
       </w:pPr>
       <w:r>
@@ -581,20 +603,69 @@
     <w:p>
       <w:pPr>
         <w:rPr>
-          <w:rFonts w:ascii="ＭＳ Ｐ明朝" w:eastAsia="ＭＳ Ｐ明朝" w:hAnsi="ＭＳ Ｐ明朝" w:hint="eastAsia"/>
-        </w:rPr>
-      </w:pPr>
-      <w:r>
-        <w:rPr>
-          <w:rFonts w:ascii="ＭＳ Ｐ明朝" w:eastAsia="ＭＳ Ｐ明朝" w:hAnsi="ＭＳ Ｐ明朝" w:hint="eastAsia"/>
-        </w:rPr>
-        <w:t>日田市</w:t>
-      </w:r>
-    </w:p>
-    <w:p>
-      <w:pPr>
-        <w:rPr>
-          <w:rFonts w:ascii="ＭＳ Ｐ明朝" w:eastAsia="ＭＳ Ｐ明朝" w:hAnsi="ＭＳ Ｐ明朝"/>
+          <w:rFonts w:ascii="ＭＳ Ｐ明朝" w:eastAsia="ＭＳ Ｐ明朝" w:hAnsi="ＭＳ Ｐ明朝"/>
+        </w:rPr>
+      </w:pPr>
+      <w:r>
+        <w:rPr>
+          <w:rFonts w:ascii="ＭＳ Ｐ明朝" w:eastAsia="ＭＳ Ｐ明朝" w:hAnsi="ＭＳ Ｐ明朝" w:hint="eastAsia"/>
+        </w:rPr>
+        <w:t>豆田町</w:t>
+      </w:r>
+      <w:r>
+        <w:rPr>
+          <w:rFonts w:ascii="ＭＳ Ｐ明朝" w:eastAsia="ＭＳ Ｐ明朝" w:hAnsi="ＭＳ Ｐ明朝" w:hint="eastAsia"/>
+        </w:rPr>
+        <w:t>、</w:t>
+      </w:r>
+      <w:r>
+        <w:rPr>
+          <w:rFonts w:ascii="ＭＳ Ｐ明朝" w:eastAsia="ＭＳ Ｐ明朝" w:hAnsi="ＭＳ Ｐ明朝" w:hint="eastAsia"/>
+        </w:rPr>
+        <w:t>日田駅</w:t>
+      </w:r>
+      <w:r>
+        <w:rPr>
+          <w:rFonts w:ascii="ＭＳ Ｐ明朝" w:eastAsia="ＭＳ Ｐ明朝" w:hAnsi="ＭＳ Ｐ明朝" w:hint="eastAsia"/>
+        </w:rPr>
+        <w:t>、</w:t>
+      </w:r>
+      <w:r>
+        <w:rPr>
+          <w:rFonts w:ascii="ＭＳ Ｐ明朝" w:eastAsia="ＭＳ Ｐ明朝" w:hAnsi="ＭＳ Ｐ明朝" w:hint="eastAsia"/>
+        </w:rPr>
+        <w:t>大山ダム</w:t>
+      </w:r>
+      <w:r>
+        <w:rPr>
+          <w:rFonts w:ascii="ＭＳ Ｐ明朝" w:eastAsia="ＭＳ Ｐ明朝" w:hAnsi="ＭＳ Ｐ明朝" w:hint="eastAsia"/>
+        </w:rPr>
+        <w:t>、</w:t>
+      </w:r>
+      <w:r>
+        <w:rPr>
+          <w:rFonts w:ascii="ＭＳ Ｐ明朝" w:eastAsia="ＭＳ Ｐ明朝" w:hAnsi="ＭＳ Ｐ明朝" w:hint="eastAsia"/>
+        </w:rPr>
+        <w:t>日田資料館</w:t>
+      </w:r>
+      <w:r>
+        <w:rPr>
+          <w:rFonts w:ascii="ＭＳ Ｐ明朝" w:eastAsia="ＭＳ Ｐ明朝" w:hAnsi="ＭＳ Ｐ明朝" w:hint="eastAsia"/>
+        </w:rPr>
+        <w:t>、飲食店、三隈川が流れている場所</w:t>
+      </w:r>
+    </w:p>
+    <w:p>
+      <w:pPr>
+        <w:rPr>
+          <w:rFonts w:ascii="ＭＳ Ｐ明朝" w:eastAsia="ＭＳ Ｐ明朝" w:hAnsi="ＭＳ Ｐ明朝"/>
+        </w:rPr>
+      </w:pPr>
+    </w:p>
+    <w:p>
+      <w:pPr>
+        <w:rPr>
+          <w:rFonts w:ascii="ＭＳ Ｐ明朝" w:eastAsia="ＭＳ Ｐ明朝" w:hAnsi="ＭＳ Ｐ明朝" w:hint="eastAsia"/>
         </w:rPr>
       </w:pPr>
     </w:p>

--- a/制作ノート_課題１25023_江田悠真.docx
+++ b/制作ノート_課題１25023_江田悠真.docx
@@ -148,7 +148,7 @@
     <w:p>
       <w:pPr>
         <w:rPr>
-          <w:rFonts w:ascii="ＭＳ Ｐ明朝" w:eastAsia="ＭＳ Ｐ明朝" w:hAnsi="ＭＳ Ｐ明朝" w:hint="eastAsia"/>
+          <w:rFonts w:ascii="ＭＳ Ｐ明朝" w:eastAsia="ＭＳ Ｐ明朝" w:hAnsi="ＭＳ Ｐ明朝"/>
         </w:rPr>
       </w:pPr>
       <w:r>
@@ -214,7 +214,61 @@
         <w:rPr>
           <w:rFonts w:ascii="ＭＳ Ｐ明朝" w:eastAsia="ＭＳ Ｐ明朝" w:hAnsi="ＭＳ Ｐ明朝"/>
         </w:rPr>
-        <w:t xml:space="preserve"> 日田市を初めて訪れる人</w:t>
+        <w:t xml:space="preserve"> 日田市を初めて訪れる</w:t>
+      </w:r>
+      <w:commentRangeStart w:id="0"/>
+      <w:r>
+        <w:rPr>
+          <w:rFonts w:ascii="ＭＳ Ｐ明朝" w:eastAsia="ＭＳ Ｐ明朝" w:hAnsi="ＭＳ Ｐ明朝"/>
+        </w:rPr>
+        <w:t>人</w:t>
+      </w:r>
+      <w:commentRangeEnd w:id="0"/>
+      <w:r>
+        <w:rPr>
+          <w:rStyle w:val="af0"/>
+          <w:rFonts w:ascii="ＭＳ Ｐ明朝" w:eastAsia="ＭＳ Ｐ明朝" w:hAnsi="ＭＳ Ｐ明朝"/>
+          <w:sz w:val="22"/>
+          <w:szCs w:val="24"/>
+        </w:rPr>
+        <w:commentReference w:id="0"/>
+      </w:r>
+    </w:p>
+    <w:p>
+      <w:pPr>
+        <w:rPr>
+          <w:rFonts w:ascii="ＭＳ Ｐ明朝" w:eastAsia="ＭＳ Ｐ明朝" w:hAnsi="ＭＳ Ｐ明朝"/>
+        </w:rPr>
+      </w:pPr>
+    </w:p>
+    <w:p>
+      <w:pPr>
+        <w:rPr>
+          <w:rFonts w:ascii="ＭＳ Ｐ明朝" w:eastAsia="ＭＳ Ｐ明朝" w:hAnsi="ＭＳ Ｐ明朝"/>
+        </w:rPr>
+      </w:pPr>
+      <w:r>
+        <w:rPr>
+          <w:rFonts w:ascii="ＭＳ Ｐ明朝" w:eastAsia="ＭＳ Ｐ明朝" w:hAnsi="ＭＳ Ｐ明朝" w:hint="eastAsia"/>
+        </w:rPr>
+        <w:t>製作対象の</w:t>
+      </w:r>
+      <w:commentRangeStart w:id="1"/>
+      <w:r>
+        <w:rPr>
+          <w:rFonts w:ascii="ＭＳ Ｐ明朝" w:eastAsia="ＭＳ Ｐ明朝" w:hAnsi="ＭＳ Ｐ明朝" w:hint="eastAsia"/>
+        </w:rPr>
+        <w:t>過程</w:t>
+      </w:r>
+      <w:commentRangeEnd w:id="1"/>
+      <w:r>
+        <w:rPr>
+          <w:rStyle w:val="af0"/>
+          <w:rFonts w:ascii="ＭＳ Ｐ明朝" w:eastAsia="ＭＳ Ｐ明朝" w:hAnsi="ＭＳ Ｐ明朝"/>
+          <w:sz w:val="22"/>
+          <w:szCs w:val="24"/>
+        </w:rPr>
+        <w:commentReference w:id="1"/>
       </w:r>
     </w:p>
     <w:p>
@@ -310,7 +364,7 @@
     <w:p>
       <w:pPr>
         <w:rPr>
-          <w:rFonts w:ascii="ＭＳ Ｐ明朝" w:eastAsia="ＭＳ Ｐ明朝" w:hAnsi="ＭＳ Ｐ明朝" w:hint="eastAsia"/>
+          <w:rFonts w:ascii="ＭＳ Ｐ明朝" w:eastAsia="ＭＳ Ｐ明朝" w:hAnsi="ＭＳ Ｐ明朝"/>
         </w:rPr>
       </w:pPr>
       <w:r>
@@ -338,6 +392,7 @@
           <w:rFonts w:ascii="ＭＳ Ｐ明朝" w:eastAsia="ＭＳ Ｐ明朝" w:hAnsi="ＭＳ Ｐ明朝"/>
         </w:rPr>
       </w:pPr>
+      <w:commentRangeStart w:id="2"/>
       <w:r>
         <w:rPr>
           <w:rFonts w:ascii="ＭＳ Ｐ明朝" w:eastAsia="ＭＳ Ｐ明朝" w:hAnsi="ＭＳ Ｐ明朝" w:hint="eastAsia"/>
@@ -370,6 +425,16 @@
         </w:rPr>
         <w:t>3月</w:t>
       </w:r>
+      <w:commentRangeEnd w:id="2"/>
+      <w:r>
+        <w:rPr>
+          <w:rStyle w:val="af0"/>
+          <w:rFonts w:ascii="ＭＳ Ｐ明朝" w:eastAsia="ＭＳ Ｐ明朝" w:hAnsi="ＭＳ Ｐ明朝"/>
+          <w:sz w:val="22"/>
+          <w:szCs w:val="24"/>
+        </w:rPr>
+        <w:commentReference w:id="2"/>
+      </w:r>
     </w:p>
     <w:p>
       <w:pPr>
@@ -387,7 +452,7 @@
     <w:p>
       <w:pPr>
         <w:rPr>
-          <w:rFonts w:ascii="ＭＳ Ｐ明朝" w:eastAsia="ＭＳ Ｐ明朝" w:hAnsi="ＭＳ Ｐ明朝" w:hint="eastAsia"/>
+          <w:rFonts w:ascii="ＭＳ Ｐ明朝" w:eastAsia="ＭＳ Ｐ明朝" w:hAnsi="ＭＳ Ｐ明朝"/>
         </w:rPr>
       </w:pPr>
       <w:r>
@@ -407,21 +472,20 @@
     <w:p>
       <w:pPr>
         <w:rPr>
-          <w:rFonts w:ascii="ＭＳ Ｐ明朝" w:eastAsia="ＭＳ Ｐ明朝" w:hAnsi="ＭＳ Ｐ明朝" w:hint="eastAsia"/>
-        </w:rPr>
-      </w:pPr>
-    </w:p>
-    <w:p>
-      <w:pPr>
-        <w:rPr>
-          <w:rFonts w:ascii="ＭＳ Ｐ明朝" w:eastAsia="ＭＳ Ｐ明朝" w:hAnsi="ＭＳ Ｐ明朝"/>
-        </w:rPr>
-      </w:pPr>
-      <w:r>
-        <w:rPr>
-          <w:rFonts w:ascii="ＭＳ Ｐ明朝" w:eastAsia="ＭＳ Ｐ明朝" w:hAnsi="ＭＳ Ｐ明朝" w:hint="eastAsia"/>
-        </w:rPr>
-        <w:lastRenderedPageBreak/>
+          <w:rFonts w:ascii="ＭＳ Ｐ明朝" w:eastAsia="ＭＳ Ｐ明朝" w:hAnsi="ＭＳ Ｐ明朝"/>
+        </w:rPr>
+      </w:pPr>
+    </w:p>
+    <w:p>
+      <w:pPr>
+        <w:rPr>
+          <w:rFonts w:ascii="ＭＳ Ｐ明朝" w:eastAsia="ＭＳ Ｐ明朝" w:hAnsi="ＭＳ Ｐ明朝"/>
+        </w:rPr>
+      </w:pPr>
+      <w:r>
+        <w:rPr>
+          <w:rFonts w:ascii="ＭＳ Ｐ明朝" w:eastAsia="ＭＳ Ｐ明朝" w:hAnsi="ＭＳ Ｐ明朝" w:hint="eastAsia"/>
+        </w:rPr>
         <w:t>制作案</w:t>
       </w:r>
     </w:p>
@@ -590,7 +654,7 @@
     <w:p>
       <w:pPr>
         <w:rPr>
-          <w:rFonts w:ascii="ＭＳ Ｐ明朝" w:eastAsia="ＭＳ Ｐ明朝" w:hAnsi="ＭＳ Ｐ明朝" w:hint="eastAsia"/>
+          <w:rFonts w:ascii="ＭＳ Ｐ明朝" w:eastAsia="ＭＳ Ｐ明朝" w:hAnsi="ＭＳ Ｐ明朝"/>
         </w:rPr>
       </w:pPr>
       <w:r>
@@ -616,56 +680,20 @@
         <w:rPr>
           <w:rFonts w:ascii="ＭＳ Ｐ明朝" w:eastAsia="ＭＳ Ｐ明朝" w:hAnsi="ＭＳ Ｐ明朝" w:hint="eastAsia"/>
         </w:rPr>
-        <w:t>、</w:t>
-      </w:r>
-      <w:r>
-        <w:rPr>
-          <w:rFonts w:ascii="ＭＳ Ｐ明朝" w:eastAsia="ＭＳ Ｐ明朝" w:hAnsi="ＭＳ Ｐ明朝" w:hint="eastAsia"/>
-        </w:rPr>
-        <w:t>日田駅</w:t>
-      </w:r>
-      <w:r>
-        <w:rPr>
-          <w:rFonts w:ascii="ＭＳ Ｐ明朝" w:eastAsia="ＭＳ Ｐ明朝" w:hAnsi="ＭＳ Ｐ明朝" w:hint="eastAsia"/>
-        </w:rPr>
-        <w:t>、</w:t>
-      </w:r>
-      <w:r>
-        <w:rPr>
-          <w:rFonts w:ascii="ＭＳ Ｐ明朝" w:eastAsia="ＭＳ Ｐ明朝" w:hAnsi="ＭＳ Ｐ明朝" w:hint="eastAsia"/>
-        </w:rPr>
-        <w:t>大山ダム</w:t>
-      </w:r>
-      <w:r>
-        <w:rPr>
-          <w:rFonts w:ascii="ＭＳ Ｐ明朝" w:eastAsia="ＭＳ Ｐ明朝" w:hAnsi="ＭＳ Ｐ明朝" w:hint="eastAsia"/>
-        </w:rPr>
-        <w:t>、</w:t>
-      </w:r>
-      <w:r>
-        <w:rPr>
-          <w:rFonts w:ascii="ＭＳ Ｐ明朝" w:eastAsia="ＭＳ Ｐ明朝" w:hAnsi="ＭＳ Ｐ明朝" w:hint="eastAsia"/>
-        </w:rPr>
-        <w:t>日田資料館</w:t>
-      </w:r>
-      <w:r>
-        <w:rPr>
-          <w:rFonts w:ascii="ＭＳ Ｐ明朝" w:eastAsia="ＭＳ Ｐ明朝" w:hAnsi="ＭＳ Ｐ明朝" w:hint="eastAsia"/>
-        </w:rPr>
-        <w:t>、飲食店、三隈川が流れている場所</w:t>
-      </w:r>
-    </w:p>
-    <w:p>
-      <w:pPr>
-        <w:rPr>
-          <w:rFonts w:ascii="ＭＳ Ｐ明朝" w:eastAsia="ＭＳ Ｐ明朝" w:hAnsi="ＭＳ Ｐ明朝"/>
-        </w:rPr>
-      </w:pPr>
-    </w:p>
-    <w:p>
-      <w:pPr>
-        <w:rPr>
-          <w:rFonts w:ascii="ＭＳ Ｐ明朝" w:eastAsia="ＭＳ Ｐ明朝" w:hAnsi="ＭＳ Ｐ明朝" w:hint="eastAsia"/>
+        <w:t>、日田駅、大山ダム、日田資料館、飲食店、三隈川が流れている場所</w:t>
+      </w:r>
+    </w:p>
+    <w:p>
+      <w:pPr>
+        <w:rPr>
+          <w:rFonts w:ascii="ＭＳ Ｐ明朝" w:eastAsia="ＭＳ Ｐ明朝" w:hAnsi="ＭＳ Ｐ明朝"/>
+        </w:rPr>
+      </w:pPr>
+    </w:p>
+    <w:p>
+      <w:pPr>
+        <w:rPr>
+          <w:rFonts w:ascii="ＭＳ Ｐ明朝" w:eastAsia="ＭＳ Ｐ明朝" w:hAnsi="ＭＳ Ｐ明朝"/>
         </w:rPr>
       </w:pPr>
     </w:p>
@@ -710,6 +738,83 @@
     </w:sectPr>
   </w:body>
 </w:document>
+</file>
+
+<file path=word/comments.xml><?xml version="1.0" encoding="utf-8"?>
+<w:comments xmlns:wpc="http://schemas.microsoft.com/office/word/2010/wordprocessingCanvas" xmlns:cx="http://schemas.microsoft.com/office/drawing/2014/chartex" xmlns:cx1="http://schemas.microsoft.com/office/drawing/2015/9/8/chartex" xmlns:cx2="http://schemas.microsoft.com/office/drawing/2015/10/21/chartex" xmlns:cx3="http://schemas.microsoft.com/office/drawing/2016/5/9/chartex" xmlns:cx4="http://schemas.microsoft.com/office/drawing/2016/5/10/chartex" xmlns:cx5="http://schemas.microsoft.com/office/drawing/2016/5/11/chartex" xmlns:cx6="http://schemas.microsoft.com/office/drawing/2016/5/12/chartex" xmlns:cx7="http://schemas.microsoft.com/office/drawing/2016/5/13/chartex" xmlns:cx8="http://schemas.microsoft.com/office/drawing/2016/5/14/chartex" xmlns:mc="http://schemas.openxmlformats.org/markup-compatibility/2006" xmlns:aink="http://schemas.microsoft.com/office/drawing/2016/ink" xmlns:am3d="http://schemas.microsoft.com/office/drawing/2017/model3d" xmlns:o="urn:schemas-microsoft-com:office:office" xmlns:oel="http://schemas.microsoft.com/office/2019/extlst" xmlns:r="http://schemas.openxmlformats.org/officeDocument/2006/relationships" xmlns:m="http://schemas.openxmlformats.org/officeDocument/2006/math" xmlns:v="urn:schemas-microsoft-com:vml" xmlns:wp14="http://schemas.microsoft.com/office/word/2010/wordprocessingDrawing" xmlns:wp="http://schemas.openxmlformats.org/drawingml/2006/wordprocessingDrawing" xmlns:w10="urn:schemas-microsoft-com:office:word" xmlns:w="http://schemas.openxmlformats.org/wordprocessingml/2006/main" xmlns:w14="http://schemas.microsoft.com/office/word/2010/wordml" xmlns:w15="http://schemas.microsoft.com/office/word/2012/wordml" xmlns:w16cex="http://schemas.microsoft.com/office/word/2018/wordml/cex" xmlns:w16cid="http://schemas.microsoft.com/office/word/2016/wordml/cid" xmlns:w16="http://schemas.microsoft.com/office/word/2018/wordml" xmlns:w16du="http://schemas.microsoft.com/office/word/2023/wordml/word16du" xmlns:w16sdtdh="http://schemas.microsoft.com/office/word/2020/wordml/sdtdatahash" xmlns:w16sdtfl="http://schemas.microsoft.com/office/word/2024/wordml/sdtformatlock" xmlns:w16se="http://schemas.microsoft.com/office/word/2015/wordml/symex" xmlns:wpg="http://schemas.microsoft.com/office/word/2010/wordprocessingGroup" xmlns:wpi="http://schemas.microsoft.com/office/word/2010/wordprocessingInk" xmlns:wne="http://schemas.microsoft.com/office/word/2006/wordml" xmlns:wps="http://schemas.microsoft.com/office/word/2010/wordprocessingShape" mc:Ignorable="w14 w15 w16se w16cid w16 w16cex w16sdtdh w16sdtfl w16du wp14">
+  <w:comment w:id="0" w:author="植田 吉祥" w:date="2026-07-17T10:44:00Z" w:initials="吉植">
+    <w:p>
+      <w:pPr>
+        <w:pStyle w:val="af1"/>
+      </w:pPr>
+      <w:r>
+        <w:rPr>
+          <w:rStyle w:val="af0"/>
+        </w:rPr>
+        <w:annotationRef/>
+      </w:r>
+      <w:r>
+        <w:t>１日で回れる範囲、初めての人が行くべきスポット</w:t>
+      </w:r>
+    </w:p>
+  </w:comment>
+  <w:comment w:id="1" w:author="植田 吉祥" w:date="2026-07-17T10:45:00Z" w:initials="吉植">
+    <w:p>
+      <w:pPr>
+        <w:pStyle w:val="af1"/>
+      </w:pPr>
+      <w:r>
+        <w:rPr>
+          <w:rStyle w:val="af0"/>
+        </w:rPr>
+        <w:annotationRef/>
+      </w:r>
+      <w:r>
+        <w:t>どんなものを作るかに絞り込んでゆく過程。</w:t>
+      </w:r>
+    </w:p>
+  </w:comment>
+  <w:comment w:id="2" w:author="植田 吉祥" w:date="2026-07-17T10:42:00Z" w:initials="吉植">
+    <w:p>
+      <w:pPr>
+        <w:pStyle w:val="af1"/>
+      </w:pPr>
+      <w:r>
+        <w:rPr>
+          <w:rStyle w:val="af0"/>
+        </w:rPr>
+        <w:annotationRef/>
+      </w:r>
+      <w:r>
+        <w:t>１月から３月は発表のため、不要。</w:t>
+      </w:r>
+    </w:p>
+  </w:comment>
+</w:comments>
+</file>
+
+<file path=word/commentsExtended.xml><?xml version="1.0" encoding="utf-8"?>
+<w15:commentsEx xmlns:wpc="http://schemas.microsoft.com/office/word/2010/wordprocessingCanvas" xmlns:cx="http://schemas.microsoft.com/office/drawing/2014/chartex" xmlns:cx1="http://schemas.microsoft.com/office/drawing/2015/9/8/chartex" xmlns:cx2="http://schemas.microsoft.com/office/drawing/2015/10/21/chartex" xmlns:cx3="http://schemas.microsoft.com/office/drawing/2016/5/9/chartex" xmlns:cx4="http://schemas.microsoft.com/office/drawing/2016/5/10/chartex" xmlns:cx5="http://schemas.microsoft.com/office/drawing/2016/5/11/chartex" xmlns:cx6="http://schemas.microsoft.com/office/drawing/2016/5/12/chartex" xmlns:cx7="http://schemas.microsoft.com/office/drawing/2016/5/13/chartex" xmlns:cx8="http://schemas.microsoft.com/office/drawing/2016/5/14/chartex" xmlns:mc="http://schemas.openxmlformats.org/markup-compatibility/2006" xmlns:aink="http://schemas.microsoft.com/office/drawing/2016/ink" xmlns:am3d="http://schemas.microsoft.com/office/drawing/2017/model3d" xmlns:o="urn:schemas-microsoft-com:office:office" xmlns:oel="http://schemas.microsoft.com/office/2019/extlst" xmlns:r="http://schemas.openxmlformats.org/officeDocument/2006/relationships" xmlns:m="http://schemas.openxmlformats.org/officeDocument/2006/math" xmlns:v="urn:schemas-microsoft-com:vml" xmlns:wp14="http://schemas.microsoft.com/office/word/2010/wordprocessingDrawing" xmlns:wp="http://schemas.openxmlformats.org/drawingml/2006/wordprocessingDrawing" xmlns:w10="urn:schemas-microsoft-com:office:word" xmlns:w="http://schemas.openxmlformats.org/wordprocessingml/2006/main" xmlns:w14="http://schemas.microsoft.com/office/word/2010/wordml" xmlns:w15="http://schemas.microsoft.com/office/word/2012/wordml" xmlns:w16cex="http://schemas.microsoft.com/office/word/2018/wordml/cex" xmlns:w16cid="http://schemas.microsoft.com/office/word/2016/wordml/cid" xmlns:w16="http://schemas.microsoft.com/office/word/2018/wordml" xmlns:w16du="http://schemas.microsoft.com/office/word/2023/wordml/word16du" xmlns:w16sdtdh="http://schemas.microsoft.com/office/word/2020/wordml/sdtdatahash" xmlns:w16sdtfl="http://schemas.microsoft.com/office/word/2024/wordml/sdtformatlock" xmlns:w16se="http://schemas.microsoft.com/office/word/2015/wordml/symex" xmlns:wpg="http://schemas.microsoft.com/office/word/2010/wordprocessingGroup" xmlns:wpi="http://schemas.microsoft.com/office/word/2010/wordprocessingInk" xmlns:wne="http://schemas.microsoft.com/office/word/2006/wordml" xmlns:wps="http://schemas.microsoft.com/office/word/2010/wordprocessingShape" mc:Ignorable="w14 w15 w16se w16cid w16 w16cex w16sdtdh w16sdtfl w16du wp14">
+  <w15:commentEx w15:paraId="7A82CC98" w15:done="0"/>
+  <w15:commentEx w15:paraId="4B947C34" w15:done="0"/>
+  <w15:commentEx w15:paraId="5B8B4E82" w15:done="0"/>
+</w15:commentsEx>
+</file>
+
+<file path=word/commentsExtensible.xml><?xml version="1.0" encoding="utf-8"?>
+<w16cex:commentsExtensible xmlns:wpc="http://schemas.microsoft.com/office/word/2010/wordprocessingCanvas" xmlns:cx="http://schemas.microsoft.com/office/drawing/2014/chartex" xmlns:cx1="http://schemas.microsoft.com/office/drawing/2015/9/8/chartex" xmlns:cx2="http://schemas.microsoft.com/office/drawing/2015/10/21/chartex" xmlns:cx3="http://schemas.microsoft.com/office/drawing/2016/5/9/chartex" xmlns:cx4="http://schemas.microsoft.com/office/drawing/2016/5/10/chartex" xmlns:cx5="http://schemas.microsoft.com/office/drawing/2016/5/11/chartex" xmlns:cx6="http://schemas.microsoft.com/office/drawing/2016/5/12/chartex" xmlns:cx7="http://schemas.microsoft.com/office/drawing/2016/5/13/chartex" xmlns:cx8="http://schemas.microsoft.com/office/drawing/2016/5/14/chartex" xmlns:cr="http://schemas.microsoft.com/office/comments/2020/reactions" xmlns:mc="http://schemas.openxmlformats.org/markup-compatibility/2006" xmlns:aink="http://schemas.microsoft.com/office/drawing/2016/ink" xmlns:am3d="http://schemas.microsoft.com/office/drawing/2017/model3d" xmlns:o="urn:schemas-microsoft-com:office:office" xmlns:oel="http://schemas.microsoft.com/office/2019/extlst" xmlns:r="http://schemas.openxmlformats.org/officeDocument/2006/relationships" xmlns:m="http://schemas.openxmlformats.org/officeDocument/2006/math" xmlns:v="urn:schemas-microsoft-com:vml" xmlns:wp14="http://schemas.microsoft.com/office/word/2010/wordprocessingDrawing" xmlns:wp="http://schemas.openxmlformats.org/drawingml/2006/wordprocessingDrawing" xmlns:w10="urn:schemas-microsoft-com:office:word" xmlns:w="http://schemas.openxmlformats.org/wordprocessingml/2006/main" xmlns:w14="http://schemas.microsoft.com/office/word/2010/wordml" xmlns:w15="http://schemas.microsoft.com/office/word/2012/wordml" xmlns:w16cex="http://schemas.microsoft.com/office/word/2018/wordml/cex" xmlns:w16cid="http://schemas.microsoft.com/office/word/2016/wordml/cid" xmlns:w16="http://schemas.microsoft.com/office/word/2018/wordml" xmlns:w16du="http://schemas.microsoft.com/office/word/2023/wordml/word16du" xmlns:w16sdtdh="http://schemas.microsoft.com/office/word/2020/wordml/sdtdatahash" xmlns:w16sdtfl="http://schemas.microsoft.com/office/word/2024/wordml/sdtformatlock" xmlns:w16se="http://schemas.microsoft.com/office/word/2015/wordml/symex" xmlns:wpg="http://schemas.microsoft.com/office/word/2010/wordprocessingGroup" xmlns:wpi="http://schemas.microsoft.com/office/word/2010/wordprocessingInk" xmlns:wne="http://schemas.microsoft.com/office/word/2006/wordml" xmlns:wps="http://schemas.microsoft.com/office/word/2010/wordprocessingShape" mc:Ignorable="w14 w15 w16se w16cid w16 w16cex w16sdtdh w16sdtfl cr w16du wp14">
+  <w16cex:commentExtensible w16cex:durableId="699D845F" w16cex:dateUtc="2026-07-17T01:44:00Z"/>
+  <w16cex:commentExtensible w16cex:durableId="7ECF47ED" w16cex:dateUtc="2026-07-17T01:45:00Z"/>
+  <w16cex:commentExtensible w16cex:durableId="477E3FDE" w16cex:dateUtc="2026-07-17T01:42:00Z"/>
+</w16cex:commentsExtensible>
+</file>
+
+<file path=word/commentsIds.xml><?xml version="1.0" encoding="utf-8"?>
+<w16cid:commentsIds xmlns:wpc="http://schemas.microsoft.com/office/word/2010/wordprocessingCanvas" xmlns:cx="http://schemas.microsoft.com/office/drawing/2014/chartex" xmlns:cx1="http://schemas.microsoft.com/office/drawing/2015/9/8/chartex" xmlns:cx2="http://schemas.microsoft.com/office/drawing/2015/10/21/chartex" xmlns:cx3="http://schemas.microsoft.com/office/drawing/2016/5/9/chartex" xmlns:cx4="http://schemas.microsoft.com/office/drawing/2016/5/10/chartex" xmlns:cx5="http://schemas.microsoft.com/office/drawing/2016/5/11/chartex" xmlns:cx6="http://schemas.microsoft.com/office/drawing/2016/5/12/chartex" xmlns:cx7="http://schemas.microsoft.com/office/drawing/2016/5/13/chartex" xmlns:cx8="http://schemas.microsoft.com/office/drawing/2016/5/14/chartex" xmlns:mc="http://schemas.openxmlformats.org/markup-compatibility/2006" xmlns:aink="http://schemas.microsoft.com/office/drawing/2016/ink" xmlns:am3d="http://schemas.microsoft.com/office/drawing/2017/model3d" xmlns:o="urn:schemas-microsoft-com:office:office" xmlns:oel="http://schemas.microsoft.com/office/2019/extlst" xmlns:r="http://schemas.openxmlformats.org/officeDocument/2006/relationships" xmlns:m="http://schemas.openxmlformats.org/officeDocument/2006/math" xmlns:v="urn:schemas-microsoft-com:vml" xmlns:wp14="http://schemas.microsoft.com/office/word/2010/wordprocessingDrawing" xmlns:wp="http://schemas.openxmlformats.org/drawingml/2006/wordprocessingDrawing" xmlns:w10="urn:schemas-microsoft-com:office:word" xmlns:w="http://schemas.openxmlformats.org/wordprocessingml/2006/main" xmlns:w14="http://schemas.microsoft.com/office/word/2010/wordml" xmlns:w15="http://schemas.microsoft.com/office/word/2012/wordml" xmlns:w16cex="http://schemas.microsoft.com/office/word/2018/wordml/cex" xmlns:w16cid="http://schemas.microsoft.com/office/word/2016/wordml/cid" xmlns:w16="http://schemas.microsoft.com/office/word/2018/wordml" xmlns:w16du="http://schemas.microsoft.com/office/word/2023/wordml/word16du" xmlns:w16sdtdh="http://schemas.microsoft.com/office/word/2020/wordml/sdtdatahash" xmlns:w16sdtfl="http://schemas.microsoft.com/office/word/2024/wordml/sdtformatlock" xmlns:w16se="http://schemas.microsoft.com/office/word/2015/wordml/symex" xmlns:wpg="http://schemas.microsoft.com/office/word/2010/wordprocessingGroup" xmlns:wpi="http://schemas.microsoft.com/office/word/2010/wordprocessingInk" xmlns:wne="http://schemas.microsoft.com/office/word/2006/wordml" xmlns:wps="http://schemas.microsoft.com/office/word/2010/wordprocessingShape" mc:Ignorable="w14 w15 w16se w16cid w16 w16cex w16sdtdh w16sdtfl w16du wp14">
+  <w16cid:commentId w16cid:paraId="7A82CC98" w16cid:durableId="699D845F"/>
+  <w16cid:commentId w16cid:paraId="4B947C34" w16cid:durableId="7ECF47ED"/>
+  <w16cid:commentId w16cid:paraId="5B8B4E82" w16cid:durableId="477E3FDE"/>
+</w16cid:commentsIds>
 </file>
 
 <file path=word/endnotes.xml><?xml version="1.0" encoding="utf-8"?>
@@ -908,6 +1013,14 @@
     <w:abstractNumId w:val="0"/>
   </w:num>
 </w:numbering>
+</file>
+
+<file path=word/people.xml><?xml version="1.0" encoding="utf-8"?>
+<w15:people xmlns:wpc="http://schemas.microsoft.com/office/word/2010/wordprocessingCanvas" xmlns:cx="http://schemas.microsoft.com/office/drawing/2014/chartex" xmlns:cx1="http://schemas.microsoft.com/office/drawing/2015/9/8/chartex" xmlns:cx2="http://schemas.microsoft.com/office/drawing/2015/10/21/chartex" xmlns:cx3="http://schemas.microsoft.com/office/drawing/2016/5/9/chartex" xmlns:cx4="http://schemas.microsoft.com/office/drawing/2016/5/10/chartex" xmlns:cx5="http://schemas.microsoft.com/office/drawing/2016/5/11/chartex" xmlns:cx6="http://schemas.microsoft.com/office/drawing/2016/5/12/chartex" xmlns:cx7="http://schemas.microsoft.com/office/drawing/2016/5/13/chartex" xmlns:cx8="http://schemas.microsoft.com/office/drawing/2016/5/14/chartex" xmlns:mc="http://schemas.openxmlformats.org/markup-compatibility/2006" xmlns:aink="http://schemas.microsoft.com/office/drawing/2016/ink" xmlns:am3d="http://schemas.microsoft.com/office/drawing/2017/model3d" xmlns:o="urn:schemas-microsoft-com:office:office" xmlns:oel="http://schemas.microsoft.com/office/2019/extlst" xmlns:r="http://schemas.openxmlformats.org/officeDocument/2006/relationships" xmlns:m="http://schemas.openxmlformats.org/officeDocument/2006/math" xmlns:v="urn:schemas-microsoft-com:vml" xmlns:wp14="http://schemas.microsoft.com/office/word/2010/wordprocessingDrawing" xmlns:wp="http://schemas.openxmlformats.org/drawingml/2006/wordprocessingDrawing" xmlns:w10="urn:schemas-microsoft-com:office:word" xmlns:w="http://schemas.openxmlformats.org/wordprocessingml/2006/main" xmlns:w14="http://schemas.microsoft.com/office/word/2010/wordml" xmlns:w15="http://schemas.microsoft.com/office/word/2012/wordml" xmlns:w16cex="http://schemas.microsoft.com/office/word/2018/wordml/cex" xmlns:w16cid="http://schemas.microsoft.com/office/word/2016/wordml/cid" xmlns:w16="http://schemas.microsoft.com/office/word/2018/wordml" xmlns:w16du="http://schemas.microsoft.com/office/word/2023/wordml/word16du" xmlns:w16sdtdh="http://schemas.microsoft.com/office/word/2020/wordml/sdtdatahash" xmlns:w16sdtfl="http://schemas.microsoft.com/office/word/2024/wordml/sdtformatlock" xmlns:w16se="http://schemas.microsoft.com/office/word/2015/wordml/symex" xmlns:wpg="http://schemas.microsoft.com/office/word/2010/wordprocessingGroup" xmlns:wpi="http://schemas.microsoft.com/office/word/2010/wordprocessingInk" xmlns:wne="http://schemas.microsoft.com/office/word/2006/wordml" xmlns:wps="http://schemas.microsoft.com/office/word/2010/wordprocessingShape" mc:Ignorable="w14 w15 w16se w16cid w16 w16cex w16sdtdh w16sdtfl w16du wp14">
+  <w15:person w15:author="植田 吉祥">
+    <w15:presenceInfo w15:providerId="AD" w15:userId="S::y.ueda@ndsckglic.onmicrosoft.com::a2cd2a80-ec14-4f9c-9fc6-d439988310d8"/>
+  </w15:person>
+</w15:people>
 </file>
 
 <file path=word/styles.xml><?xml version="1.0" encoding="utf-8"?>
@@ -1514,6 +1627,7 @@
   <w:style w:type="character" w:default="1" w:styleId="a0">
     <w:name w:val="Default Paragraph Font"/>
     <w:uiPriority w:val="1"/>
+    <w:semiHidden/>
     <w:unhideWhenUsed/>
   </w:style>
   <w:style w:type="table" w:default="1" w:styleId="a1">
@@ -1883,6 +1997,59 @@
     <w:link w:val="ae"/>
     <w:uiPriority w:val="99"/>
     <w:rsid w:val="006D079B"/>
+  </w:style>
+  <w:style w:type="character" w:styleId="af0">
+    <w:name w:val="annotation reference"/>
+    <w:basedOn w:val="a0"/>
+    <w:uiPriority w:val="99"/>
+    <w:semiHidden/>
+    <w:unhideWhenUsed/>
+    <w:rsid w:val="0065396F"/>
+    <w:rPr>
+      <w:sz w:val="18"/>
+      <w:szCs w:val="18"/>
+    </w:rPr>
+  </w:style>
+  <w:style w:type="paragraph" w:styleId="af1">
+    <w:name w:val="annotation text"/>
+    <w:basedOn w:val="a"/>
+    <w:link w:val="af2"/>
+    <w:uiPriority w:val="99"/>
+    <w:unhideWhenUsed/>
+    <w:rsid w:val="0065396F"/>
+  </w:style>
+  <w:style w:type="character" w:customStyle="1" w:styleId="af2">
+    <w:name w:val="コメント文字列 (文字)"/>
+    <w:basedOn w:val="a0"/>
+    <w:link w:val="af1"/>
+    <w:uiPriority w:val="99"/>
+    <w:rsid w:val="0065396F"/>
+  </w:style>
+  <w:style w:type="paragraph" w:styleId="af3">
+    <w:name w:val="annotation subject"/>
+    <w:basedOn w:val="af1"/>
+    <w:next w:val="af1"/>
+    <w:link w:val="af4"/>
+    <w:uiPriority w:val="99"/>
+    <w:semiHidden/>
+    <w:unhideWhenUsed/>
+    <w:rsid w:val="0065396F"/>
+    <w:rPr>
+      <w:b/>
+      <w:bCs/>
+    </w:rPr>
+  </w:style>
+  <w:style w:type="character" w:customStyle="1" w:styleId="af4">
+    <w:name w:val="コメント内容 (文字)"/>
+    <w:basedOn w:val="af2"/>
+    <w:link w:val="af3"/>
+    <w:uiPriority w:val="99"/>
+    <w:semiHidden/>
+    <w:rsid w:val="0065396F"/>
+    <w:rPr>
+      <w:b/>
+      <w:bCs/>
+    </w:rPr>
   </w:style>
 </w:styles>
 </file>

--- a/制作ノート_課題１25023_江田悠真.docx
+++ b/制作ノート_課題１25023_江田悠真.docx
@@ -201,19 +201,6 @@
         <w:rPr>
           <w:rFonts w:ascii="ＭＳ Ｐ明朝" w:eastAsia="ＭＳ Ｐ明朝" w:hAnsi="ＭＳ Ｐ明朝"/>
         </w:rPr>
-        <w:t xml:space="preserve"> 九州旅行を計画している人 </w:t>
-      </w:r>
-    </w:p>
-    <w:p>
-      <w:pPr>
-        <w:rPr>
-          <w:rFonts w:ascii="ＭＳ Ｐ明朝" w:eastAsia="ＭＳ Ｐ明朝" w:hAnsi="ＭＳ Ｐ明朝"/>
-        </w:rPr>
-      </w:pPr>
-      <w:r>
-        <w:rPr>
-          <w:rFonts w:ascii="ＭＳ Ｐ明朝" w:eastAsia="ＭＳ Ｐ明朝" w:hAnsi="ＭＳ Ｐ明朝"/>
-        </w:rPr>
         <w:t xml:space="preserve"> 日田市を初めて訪れる</w:t>
       </w:r>
       <w:commentRangeStart w:id="0"/>
@@ -240,6 +227,19 @@
           <w:rFonts w:ascii="ＭＳ Ｐ明朝" w:eastAsia="ＭＳ Ｐ明朝" w:hAnsi="ＭＳ Ｐ明朝"/>
         </w:rPr>
       </w:pPr>
+      <w:r>
+        <w:rPr>
+          <w:rFonts w:ascii="ＭＳ Ｐ明朝" w:eastAsia="ＭＳ Ｐ明朝" w:hAnsi="ＭＳ Ｐ明朝" w:hint="eastAsia"/>
+        </w:rPr>
+        <w:t>進撃の巨人が好きな人</w:t>
+      </w:r>
+    </w:p>
+    <w:p>
+      <w:pPr>
+        <w:rPr>
+          <w:rFonts w:ascii="ＭＳ Ｐ明朝" w:eastAsia="ＭＳ Ｐ明朝" w:hAnsi="ＭＳ Ｐ明朝" w:hint="eastAsia"/>
+        </w:rPr>
+      </w:pPr>
     </w:p>
     <w:p>
       <w:pPr>
@@ -274,7 +274,72 @@
     <w:p>
       <w:pPr>
         <w:rPr>
-          <w:rFonts w:ascii="ＭＳ Ｐ明朝" w:eastAsia="ＭＳ Ｐ明朝" w:hAnsi="ＭＳ Ｐ明朝" w:hint="eastAsia"/>
+          <w:rFonts w:ascii="ＭＳ Ｐ明朝" w:eastAsia="ＭＳ Ｐ明朝" w:hAnsi="ＭＳ Ｐ明朝"/>
+        </w:rPr>
+      </w:pPr>
+      <w:r>
+        <w:rPr>
+          <w:rFonts w:ascii="ＭＳ Ｐ明朝" w:eastAsia="ＭＳ Ｐ明朝" w:hAnsi="ＭＳ Ｐ明朝"/>
+        </w:rPr>
+        <w:t xml:space="preserve"> 卒業制作のテーマとして「日田市の魅力」を紹介するWebサイトを企画した。 </w:t>
+      </w:r>
+    </w:p>
+    <w:p>
+      <w:pPr>
+        <w:rPr>
+          <w:rFonts w:ascii="ＭＳ Ｐ明朝" w:eastAsia="ＭＳ Ｐ明朝" w:hAnsi="ＭＳ Ｐ明朝"/>
+        </w:rPr>
+      </w:pPr>
+      <w:r>
+        <w:rPr>
+          <w:rFonts w:ascii="ＭＳ Ｐ明朝" w:eastAsia="ＭＳ Ｐ明朝" w:hAnsi="ＭＳ Ｐ明朝"/>
+        </w:rPr>
+        <w:t xml:space="preserve"> 日田市の公式サイトや観光情報を参考に、観光スポット・グルメ・イベント・お土産などの情報を収集した。 </w:t>
+      </w:r>
+    </w:p>
+    <w:p>
+      <w:pPr>
+        <w:rPr>
+          <w:rFonts w:ascii="ＭＳ Ｐ明朝" w:eastAsia="ＭＳ Ｐ明朝" w:hAnsi="ＭＳ Ｐ明朝"/>
+        </w:rPr>
+      </w:pPr>
+      <w:r>
+        <w:rPr>
+          <w:rFonts w:ascii="ＭＳ Ｐ明朝" w:eastAsia="ＭＳ Ｐ明朝" w:hAnsi="ＭＳ Ｐ明朝"/>
+        </w:rPr>
+        <w:t xml:space="preserve"> ターゲットを「日田市を初めて訪れる観光客」と設定し、必要な情報を分かりやすく伝えられるようにページ構成を考えた。 </w:t>
+      </w:r>
+    </w:p>
+    <w:p>
+      <w:pPr>
+        <w:rPr>
+          <w:rFonts w:ascii="ＭＳ Ｐ明朝" w:eastAsia="ＭＳ Ｐ明朝" w:hAnsi="ＭＳ Ｐ明朝"/>
+        </w:rPr>
+      </w:pPr>
+      <w:r>
+        <w:rPr>
+          <w:rFonts w:ascii="ＭＳ Ｐ明朝" w:eastAsia="ＭＳ Ｐ明朝" w:hAnsi="ＭＳ Ｐ明朝"/>
+        </w:rPr>
+        <w:t xml:space="preserve"> サイトは「日田市について」「おすすめ観光スポット」「グルメ・カフェ」「千年あかり」「おすすめのお土産」の5ページで構成することにした。 </w:t>
+      </w:r>
+    </w:p>
+    <w:p>
+      <w:pPr>
+        <w:rPr>
+          <w:rFonts w:ascii="ＭＳ Ｐ明朝" w:eastAsia="ＭＳ Ｐ明朝" w:hAnsi="ＭＳ Ｐ明朝"/>
+        </w:rPr>
+      </w:pPr>
+      <w:r>
+        <w:rPr>
+          <w:rFonts w:ascii="ＭＳ Ｐ明朝" w:eastAsia="ＭＳ Ｐ明朝" w:hAnsi="ＭＳ Ｐ明朝"/>
+        </w:rPr>
+        <w:t xml:space="preserve"> 見やすさを重視し、写真やアイコンを活用して、誰でも使いやすいデザインを目指して制作を進めている。</w:t>
+      </w:r>
+    </w:p>
+    <w:p>
+      <w:pPr>
+        <w:rPr>
+          <w:rFonts w:ascii="ＭＳ Ｐ明朝" w:eastAsia="ＭＳ Ｐ明朝" w:hAnsi="ＭＳ Ｐ明朝"/>
         </w:rPr>
       </w:pPr>
     </w:p>
@@ -371,6 +436,7 @@
         <w:rPr>
           <w:rFonts w:ascii="ＭＳ Ｐ明朝" w:eastAsia="ＭＳ Ｐ明朝" w:hAnsi="ＭＳ Ｐ明朝"/>
         </w:rPr>
+        <w:lastRenderedPageBreak/>
         <w:t>１０月～１</w:t>
       </w:r>
       <w:r>
@@ -392,56 +458,6 @@
           <w:rFonts w:ascii="ＭＳ Ｐ明朝" w:eastAsia="ＭＳ Ｐ明朝" w:hAnsi="ＭＳ Ｐ明朝"/>
         </w:rPr>
       </w:pPr>
-      <w:commentRangeStart w:id="2"/>
-      <w:r>
-        <w:rPr>
-          <w:rFonts w:ascii="ＭＳ Ｐ明朝" w:eastAsia="ＭＳ Ｐ明朝" w:hAnsi="ＭＳ Ｐ明朝" w:hint="eastAsia"/>
-        </w:rPr>
-        <w:t>1月</w:t>
-      </w:r>
-    </w:p>
-    <w:p>
-      <w:pPr>
-        <w:rPr>
-          <w:rFonts w:ascii="ＭＳ Ｐ明朝" w:eastAsia="ＭＳ Ｐ明朝" w:hAnsi="ＭＳ Ｐ明朝"/>
-        </w:rPr>
-      </w:pPr>
-      <w:r>
-        <w:rPr>
-          <w:rFonts w:ascii="ＭＳ Ｐ明朝" w:eastAsia="ＭＳ Ｐ明朝" w:hAnsi="ＭＳ Ｐ明朝" w:hint="eastAsia"/>
-        </w:rPr>
-        <w:t>2月</w:t>
-      </w:r>
-    </w:p>
-    <w:p>
-      <w:pPr>
-        <w:rPr>
-          <w:rFonts w:ascii="ＭＳ Ｐ明朝" w:eastAsia="ＭＳ Ｐ明朝" w:hAnsi="ＭＳ Ｐ明朝"/>
-        </w:rPr>
-      </w:pPr>
-      <w:r>
-        <w:rPr>
-          <w:rFonts w:ascii="ＭＳ Ｐ明朝" w:eastAsia="ＭＳ Ｐ明朝" w:hAnsi="ＭＳ Ｐ明朝" w:hint="eastAsia"/>
-        </w:rPr>
-        <w:t>3月</w:t>
-      </w:r>
-      <w:commentRangeEnd w:id="2"/>
-      <w:r>
-        <w:rPr>
-          <w:rStyle w:val="af0"/>
-          <w:rFonts w:ascii="ＭＳ Ｐ明朝" w:eastAsia="ＭＳ Ｐ明朝" w:hAnsi="ＭＳ Ｐ明朝"/>
-          <w:sz w:val="22"/>
-          <w:szCs w:val="24"/>
-        </w:rPr>
-        <w:commentReference w:id="2"/>
-      </w:r>
-    </w:p>
-    <w:p>
-      <w:pPr>
-        <w:rPr>
-          <w:rFonts w:ascii="ＭＳ Ｐ明朝" w:eastAsia="ＭＳ Ｐ明朝" w:hAnsi="ＭＳ Ｐ明朝"/>
-        </w:rPr>
-      </w:pPr>
       <w:r>
         <w:rPr>
           <w:rFonts w:ascii="ＭＳ Ｐ明朝" w:eastAsia="ＭＳ Ｐ明朝" w:hAnsi="ＭＳ Ｐ明朝" w:hint="eastAsia"/>
@@ -564,7 +580,31 @@
         <w:rPr>
           <w:rFonts w:ascii="ＭＳ Ｐ明朝" w:eastAsia="ＭＳ Ｐ明朝" w:hAnsi="ＭＳ Ｐ明朝"/>
         </w:rPr>
-        <w:t>豆田町、天領日田資料館、慈恩の滝、三隈川などの見どころを写真付きで紹介 </w:t>
+        <w:t>豆田町</w:t>
+      </w:r>
+      <w:r>
+        <w:rPr>
+          <w:rFonts w:ascii="ＭＳ Ｐ明朝" w:eastAsia="ＭＳ Ｐ明朝" w:hAnsi="ＭＳ Ｐ明朝" w:hint="eastAsia"/>
+        </w:rPr>
+        <w:t>、日田駅</w:t>
+      </w:r>
+      <w:r>
+        <w:rPr>
+          <w:rFonts w:ascii="ＭＳ Ｐ明朝" w:eastAsia="ＭＳ Ｐ明朝" w:hAnsi="ＭＳ Ｐ明朝"/>
+        </w:rPr>
+        <w:t>、</w:t>
+      </w:r>
+      <w:r>
+        <w:rPr>
+          <w:rFonts w:ascii="ＭＳ Ｐ明朝" w:eastAsia="ＭＳ Ｐ明朝" w:hAnsi="ＭＳ Ｐ明朝" w:hint="eastAsia"/>
+        </w:rPr>
+        <w:t>進撃の巨人ミュージアム</w:t>
+      </w:r>
+      <w:r>
+        <w:rPr>
+          <w:rFonts w:ascii="ＭＳ Ｐ明朝" w:eastAsia="ＭＳ Ｐ明朝" w:hAnsi="ＭＳ Ｐ明朝"/>
+        </w:rPr>
+        <w:t>などの見どころを写真付きで紹介 </w:t>
       </w:r>
     </w:p>
     <w:p>
@@ -596,7 +636,7 @@
         <w:rPr>
           <w:rFonts w:ascii="ＭＳ Ｐ明朝" w:eastAsia="ＭＳ Ｐ明朝" w:hAnsi="ＭＳ Ｐ明朝"/>
         </w:rPr>
-        <w:t>おいしいグルメ・カフェの紹介　日田焼きそば、鮎料理、スイーツ、人気カフェなどを紹介  </w:t>
+        <w:t>おいしいグルメ・カフェの紹介　日田焼きそば、人気カフェなどを紹介  </w:t>
       </w:r>
     </w:p>
     <w:p>
@@ -648,7 +688,7 @@
         <w:rPr>
           <w:rFonts w:ascii="ＭＳ Ｐ明朝" w:eastAsia="ＭＳ Ｐ明朝" w:hAnsi="ＭＳ Ｐ明朝"/>
         </w:rPr>
-        <w:t>おすすめのお土産　日田杉を使った工芸品、お菓子、地酒、特産品などを紹介</w:t>
+        <w:t>おすすめのお土産　日田杉を使った工芸品、お菓子、特産品などを紹介</w:t>
       </w:r>
     </w:p>
     <w:p>
@@ -680,15 +720,20 @@
         <w:rPr>
           <w:rFonts w:ascii="ＭＳ Ｐ明朝" w:eastAsia="ＭＳ Ｐ明朝" w:hAnsi="ＭＳ Ｐ明朝" w:hint="eastAsia"/>
         </w:rPr>
-        <w:t>、日田駅、大山ダム、日田資料館、飲食店、三隈川が流れている場所</w:t>
-      </w:r>
-    </w:p>
-    <w:p>
-      <w:pPr>
-        <w:rPr>
-          <w:rFonts w:ascii="ＭＳ Ｐ明朝" w:eastAsia="ＭＳ Ｐ明朝" w:hAnsi="ＭＳ Ｐ明朝"/>
-        </w:rPr>
-      </w:pPr>
+        <w:t>、日田駅、大山ダム、</w:t>
+      </w:r>
+      <w:r>
+        <w:rPr>
+          <w:rFonts w:ascii="ＭＳ Ｐ明朝" w:eastAsia="ＭＳ Ｐ明朝" w:hAnsi="ＭＳ Ｐ明朝" w:hint="eastAsia"/>
+        </w:rPr>
+        <w:t>進撃の巨人ミュージアム</w:t>
+      </w:r>
+      <w:r>
+        <w:rPr>
+          <w:rFonts w:ascii="ＭＳ Ｐ明朝" w:eastAsia="ＭＳ Ｐ明朝" w:hAnsi="ＭＳ Ｐ明朝" w:hint="eastAsia"/>
+        </w:rPr>
+        <w:t>、飲食店</w:t>
+      </w:r>
     </w:p>
     <w:p>
       <w:pPr>
@@ -774,22 +819,6 @@
       </w:r>
     </w:p>
   </w:comment>
-  <w:comment w:id="2" w:author="植田 吉祥" w:date="2026-07-17T10:42:00Z" w:initials="吉植">
-    <w:p>
-      <w:pPr>
-        <w:pStyle w:val="af1"/>
-      </w:pPr>
-      <w:r>
-        <w:rPr>
-          <w:rStyle w:val="af0"/>
-        </w:rPr>
-        <w:annotationRef/>
-      </w:r>
-      <w:r>
-        <w:t>１月から３月は発表のため、不要。</w:t>
-      </w:r>
-    </w:p>
-  </w:comment>
 </w:comments>
 </file>
 
@@ -797,7 +826,6 @@
 <w15:commentsEx xmlns:wpc="http://schemas.microsoft.com/office/word/2010/wordprocessingCanvas" xmlns:cx="http://schemas.microsoft.com/office/drawing/2014/chartex" xmlns:cx1="http://schemas.microsoft.com/office/drawing/2015/9/8/chartex" xmlns:cx2="http://schemas.microsoft.com/office/drawing/2015/10/21/chartex" xmlns:cx3="http://schemas.microsoft.com/office/drawing/2016/5/9/chartex" xmlns:cx4="http://schemas.microsoft.com/office/drawing/2016/5/10/chartex" xmlns:cx5="http://schemas.microsoft.com/office/drawing/2016/5/11/chartex" xmlns:cx6="http://schemas.microsoft.com/office/drawing/2016/5/12/chartex" xmlns:cx7="http://schemas.microsoft.com/office/drawing/2016/5/13/chartex" xmlns:cx8="http://schemas.microsoft.com/office/drawing/2016/5/14/chartex" xmlns:mc="http://schemas.openxmlformats.org/markup-compatibility/2006" xmlns:aink="http://schemas.microsoft.com/office/drawing/2016/ink" xmlns:am3d="http://schemas.microsoft.com/office/drawing/2017/model3d" xmlns:o="urn:schemas-microsoft-com:office:office" xmlns:oel="http://schemas.microsoft.com/office/2019/extlst" xmlns:r="http://schemas.openxmlformats.org/officeDocument/2006/relationships" xmlns:m="http://schemas.openxmlformats.org/officeDocument/2006/math" xmlns:v="urn:schemas-microsoft-com:vml" xmlns:wp14="http://schemas.microsoft.com/office/word/2010/wordprocessingDrawing" xmlns:wp="http://schemas.openxmlformats.org/drawingml/2006/wordprocessingDrawing" xmlns:w10="urn:schemas-microsoft-com:office:word" xmlns:w="http://schemas.openxmlformats.org/wordprocessingml/2006/main" xmlns:w14="http://schemas.microsoft.com/office/word/2010/wordml" xmlns:w15="http://schemas.microsoft.com/office/word/2012/wordml" xmlns:w16cex="http://schemas.microsoft.com/office/word/2018/wordml/cex" xmlns:w16cid="http://schemas.microsoft.com/office/word/2016/wordml/cid" xmlns:w16="http://schemas.microsoft.com/office/word/2018/wordml" xmlns:w16du="http://schemas.microsoft.com/office/word/2023/wordml/word16du" xmlns:w16sdtdh="http://schemas.microsoft.com/office/word/2020/wordml/sdtdatahash" xmlns:w16sdtfl="http://schemas.microsoft.com/office/word/2024/wordml/sdtformatlock" xmlns:w16se="http://schemas.microsoft.com/office/word/2015/wordml/symex" xmlns:wpg="http://schemas.microsoft.com/office/word/2010/wordprocessingGroup" xmlns:wpi="http://schemas.microsoft.com/office/word/2010/wordprocessingInk" xmlns:wne="http://schemas.microsoft.com/office/word/2006/wordml" xmlns:wps="http://schemas.microsoft.com/office/word/2010/wordprocessingShape" mc:Ignorable="w14 w15 w16se w16cid w16 w16cex w16sdtdh w16sdtfl w16du wp14">
   <w15:commentEx w15:paraId="7A82CC98" w15:done="0"/>
   <w15:commentEx w15:paraId="4B947C34" w15:done="0"/>
-  <w15:commentEx w15:paraId="5B8B4E82" w15:done="0"/>
 </w15:commentsEx>
 </file>
 
@@ -805,7 +833,6 @@
 <w16cex:commentsExtensible xmlns:wpc="http://schemas.microsoft.com/office/word/2010/wordprocessingCanvas" xmlns:cx="http://schemas.microsoft.com/office/drawing/2014/chartex" xmlns:cx1="http://schemas.microsoft.com/office/drawing/2015/9/8/chartex" xmlns:cx2="http://schemas.microsoft.com/office/drawing/2015/10/21/chartex" xmlns:cx3="http://schemas.microsoft.com/office/drawing/2016/5/9/chartex" xmlns:cx4="http://schemas.microsoft.com/office/drawing/2016/5/10/chartex" xmlns:cx5="http://schemas.microsoft.com/office/drawing/2016/5/11/chartex" xmlns:cx6="http://schemas.microsoft.com/office/drawing/2016/5/12/chartex" xmlns:cx7="http://schemas.microsoft.com/office/drawing/2016/5/13/chartex" xmlns:cx8="http://schemas.microsoft.com/office/drawing/2016/5/14/chartex" xmlns:cr="http://schemas.microsoft.com/office/comments/2020/reactions" xmlns:mc="http://schemas.openxmlformats.org/markup-compatibility/2006" xmlns:aink="http://schemas.microsoft.com/office/drawing/2016/ink" xmlns:am3d="http://schemas.microsoft.com/office/drawing/2017/model3d" xmlns:o="urn:schemas-microsoft-com:office:office" xmlns:oel="http://schemas.microsoft.com/office/2019/extlst" xmlns:r="http://schemas.openxmlformats.org/officeDocument/2006/relationships" xmlns:m="http://schemas.openxmlformats.org/officeDocument/2006/math" xmlns:v="urn:schemas-microsoft-com:vml" xmlns:wp14="http://schemas.microsoft.com/office/word/2010/wordprocessingDrawing" xmlns:wp="http://schemas.openxmlformats.org/drawingml/2006/wordprocessingDrawing" xmlns:w10="urn:schemas-microsoft-com:office:word" xmlns:w="http://schemas.openxmlformats.org/wordprocessingml/2006/main" xmlns:w14="http://schemas.microsoft.com/office/word/2010/wordml" xmlns:w15="http://schemas.microsoft.com/office/word/2012/wordml" xmlns:w16cex="http://schemas.microsoft.com/office/word/2018/wordml/cex" xmlns:w16cid="http://schemas.microsoft.com/office/word/2016/wordml/cid" xmlns:w16="http://schemas.microsoft.com/office/word/2018/wordml" xmlns:w16du="http://schemas.microsoft.com/office/word/2023/wordml/word16du" xmlns:w16sdtdh="http://schemas.microsoft.com/office/word/2020/wordml/sdtdatahash" xmlns:w16sdtfl="http://schemas.microsoft.com/office/word/2024/wordml/sdtformatlock" xmlns:w16se="http://schemas.microsoft.com/office/word/2015/wordml/symex" xmlns:wpg="http://schemas.microsoft.com/office/word/2010/wordprocessingGroup" xmlns:wpi="http://schemas.microsoft.com/office/word/2010/wordprocessingInk" xmlns:wne="http://schemas.microsoft.com/office/word/2006/wordml" xmlns:wps="http://schemas.microsoft.com/office/word/2010/wordprocessingShape" mc:Ignorable="w14 w15 w16se w16cid w16 w16cex w16sdtdh w16sdtfl cr w16du wp14">
   <w16cex:commentExtensible w16cex:durableId="699D845F" w16cex:dateUtc="2026-07-17T01:44:00Z"/>
   <w16cex:commentExtensible w16cex:durableId="7ECF47ED" w16cex:dateUtc="2026-07-17T01:45:00Z"/>
-  <w16cex:commentExtensible w16cex:durableId="477E3FDE" w16cex:dateUtc="2026-07-17T01:42:00Z"/>
 </w16cex:commentsExtensible>
 </file>
 
@@ -813,7 +840,6 @@
 <w16cid:commentsIds xmlns:wpc="http://schemas.microsoft.com/office/word/2010/wordprocessingCanvas" xmlns:cx="http://schemas.microsoft.com/office/drawing/2014/chartex" xmlns:cx1="http://schemas.microsoft.com/office/drawing/2015/9/8/chartex" xmlns:cx2="http://schemas.microsoft.com/office/drawing/2015/10/21/chartex" xmlns:cx3="http://schemas.microsoft.com/office/drawing/2016/5/9/chartex" xmlns:cx4="http://schemas.microsoft.com/office/drawing/2016/5/10/chartex" xmlns:cx5="http://schemas.microsoft.com/office/drawing/2016/5/11/chartex" xmlns:cx6="http://schemas.microsoft.com/office/drawing/2016/5/12/chartex" xmlns:cx7="http://schemas.microsoft.com/office/drawing/2016/5/13/chartex" xmlns:cx8="http://schemas.microsoft.com/office/drawing/2016/5/14/chartex" xmlns:mc="http://schemas.openxmlformats.org/markup-compatibility/2006" xmlns:aink="http://schemas.microsoft.com/office/drawing/2016/ink" xmlns:am3d="http://schemas.microsoft.com/office/drawing/2017/model3d" xmlns:o="urn:schemas-microsoft-com:office:office" xmlns:oel="http://schemas.microsoft.com/office/2019/extlst" xmlns:r="http://schemas.openxmlformats.org/officeDocument/2006/relationships" xmlns:m="http://schemas.openxmlformats.org/officeDocument/2006/math" xmlns:v="urn:schemas-microsoft-com:vml" xmlns:wp14="http://schemas.microsoft.com/office/word/2010/wordprocessingDrawing" xmlns:wp="http://schemas.openxmlformats.org/drawingml/2006/wordprocessingDrawing" xmlns:w10="urn:schemas-microsoft-com:office:word" xmlns:w="http://schemas.openxmlformats.org/wordprocessingml/2006/main" xmlns:w14="http://schemas.microsoft.com/office/word/2010/wordml" xmlns:w15="http://schemas.microsoft.com/office/word/2012/wordml" xmlns:w16cex="http://schemas.microsoft.com/office/word/2018/wordml/cex" xmlns:w16cid="http://schemas.microsoft.com/office/word/2016/wordml/cid" xmlns:w16="http://schemas.microsoft.com/office/word/2018/wordml" xmlns:w16du="http://schemas.microsoft.com/office/word/2023/wordml/word16du" xmlns:w16sdtdh="http://schemas.microsoft.com/office/word/2020/wordml/sdtdatahash" xmlns:w16sdtfl="http://schemas.microsoft.com/office/word/2024/wordml/sdtformatlock" xmlns:w16se="http://schemas.microsoft.com/office/word/2015/wordml/symex" xmlns:wpg="http://schemas.microsoft.com/office/word/2010/wordprocessingGroup" xmlns:wpi="http://schemas.microsoft.com/office/word/2010/wordprocessingInk" xmlns:wne="http://schemas.microsoft.com/office/word/2006/wordml" xmlns:wps="http://schemas.microsoft.com/office/word/2010/wordprocessingShape" mc:Ignorable="w14 w15 w16se w16cid w16 w16cex w16sdtdh w16sdtfl w16du wp14">
   <w16cid:commentId w16cid:paraId="7A82CC98" w16cid:durableId="699D845F"/>
   <w16cid:commentId w16cid:paraId="4B947C34" w16cid:durableId="7ECF47ED"/>
-  <w16cid:commentId w16cid:paraId="5B8B4E82" w16cid:durableId="477E3FDE"/>
 </w16cid:commentsIds>
 </file>
 
